--- a/lessons/8-5/downloads/reveal/teacher/8.5-session-2-prerequisite-practice-a.docx
+++ b/lessons/8-5/downloads/reveal/teacher/8.5-session-2-prerequisite-practice-a.docx
@@ -15,10 +15,28 @@
         <w:rPr>
           <w:rFonts w:ascii="Avenir Next" w:hAnsi="Avenir Next" w:cs="Avenir Next" w:eastAsia="Avenir Next"/>
           <w:color w:val="1A1A1A"/>
+          <w:sz w:val="22"/>
+          <w:szCs w:val="20"/>
+        </w:rPr>
+        <w:t xml:space="preserve">Name</w:t>
+      </w:r>
+      <w:r>
+        <w:rPr>
+          <w:rFonts w:ascii="Avenir Next" w:hAnsi="Avenir Next" w:cs="Avenir Next" w:eastAsia="Avenir Next"/>
+          <w:color w:val="1A1A1A"/>
           <w:sz w:val="20"/>
           <w:szCs w:val="20"/>
         </w:rPr>
-        <w:t xml:space="preserve">Name</w:t>
+        <w:tab/>
+      </w:r>
+      <w:r>
+        <w:rPr>
+          <w:rFonts w:ascii="Avenir Next" w:hAnsi="Avenir Next" w:cs="Avenir Next" w:eastAsia="Avenir Next"/>
+          <w:color w:val="1A1A1A"/>
+          <w:sz w:val="22"/>
+          <w:szCs w:val="20"/>
+        </w:rPr>
+        <w:t xml:space="preserve">   Date</w:t>
       </w:r>
       <w:r>
         <w:rPr>
@@ -33,25 +51,7 @@
         <w:rPr>
           <w:rFonts w:ascii="Avenir Next" w:hAnsi="Avenir Next" w:cs="Avenir Next" w:eastAsia="Avenir Next"/>
           <w:color w:val="1A1A1A"/>
-          <w:sz w:val="20"/>
-          <w:szCs w:val="20"/>
-        </w:rPr>
-        <w:t xml:space="preserve">   Date</w:t>
-      </w:r>
-      <w:r>
-        <w:rPr>
-          <w:rFonts w:ascii="Avenir Next" w:hAnsi="Avenir Next" w:cs="Avenir Next" w:eastAsia="Avenir Next"/>
-          <w:color w:val="1A1A1A"/>
-          <w:sz w:val="20"/>
-          <w:szCs w:val="20"/>
-        </w:rPr>
-        <w:tab/>
-      </w:r>
-      <w:r>
-        <w:rPr>
-          <w:rFonts w:ascii="Avenir Next" w:hAnsi="Avenir Next" w:cs="Avenir Next" w:eastAsia="Avenir Next"/>
-          <w:color w:val="1A1A1A"/>
-          <w:sz w:val="20"/>
+          <w:sz w:val="22"/>
           <w:szCs w:val="20"/>
         </w:rPr>
         <w:t xml:space="preserve">   Period</w:t>
@@ -78,7 +78,7 @@
           <w:caps/>
           <w:color w:val="003A70"/>
           <w:spacing w:val="12"/>
-          <w:sz w:val="19"/>
+          <w:sz w:val="22"/>
           <w:szCs w:val="19"/>
         </w:rPr>
         <w:t xml:space="preserve">Lesson 8-5  ·  Session 2  ·  Prerequisite Practice A  ·  Skill 1 of 2</w:t>
@@ -86,6 +86,7 @@
     </w:p>
     <w:p>
       <w:pPr>
+        <w:pStyle w:val="Heading1"/>
         <w:keepNext/>
         <w:spacing w:before="0" w:after="10" w:line="240" w:lineRule="auto"/>
       </w:pPr>
@@ -111,7 +112,7 @@
         <w:rPr>
           <w:rFonts w:ascii="Avenir Next" w:hAnsi="Avenir Next" w:cs="Avenir Next" w:eastAsia="Avenir Next"/>
           <w:color w:val="5A5F66"/>
-          <w:sz w:val="17"/>
+          <w:sz w:val="22"/>
           <w:szCs w:val="17"/>
         </w:rPr>
         <w:t xml:space="preserve">Builds on Grade 5 · 5.NBT.A.3b</w:t>
@@ -154,6 +155,7 @@
           </w:tcPr>
           <w:p>
             <w:pPr>
+              <w:pStyle w:val="Heading2"/>
               <w:spacing w:before="0" w:after="0" w:line="252" w:lineRule="auto"/>
             </w:pPr>
             <w:r>
@@ -183,7 +185,7 @@
               <w:rPr>
                 <w:rFonts w:ascii="Avenir Next" w:hAnsi="Avenir Next" w:cs="Avenir Next" w:eastAsia="Avenir Next"/>
                 <w:color w:val="1A1A1A"/>
-                <w:sz w:val="20"/>
+                <w:sz w:val="22"/>
                 <w:szCs w:val="20"/>
               </w:rPr>
               <w:t xml:space="preserve">You will test values like 9.5 in </w:t>
@@ -193,7 +195,7 @@
                 <w:rFonts w:ascii="Avenir Next" w:hAnsi="Avenir Next" w:cs="Avenir Next" w:eastAsia="Avenir Next"/>
                 <w:i/>
                 <w:color w:val="1A1A1A"/>
-                <w:sz w:val="20"/>
+                <w:sz w:val="22"/>
                 <w:szCs w:val="20"/>
               </w:rPr>
               <w:t xml:space="preserve">w</w:t>
@@ -202,7 +204,7 @@
               <w:rPr>
                 <w:rFonts w:ascii="Avenir Next" w:hAnsi="Avenir Next" w:cs="Avenir Next" w:eastAsia="Avenir Next"/>
                 <w:color w:val="1A1A1A"/>
-                <w:sz w:val="20"/>
+                <w:sz w:val="22"/>
                 <w:szCs w:val="20"/>
               </w:rPr>
               <w:t xml:space="preserve"> &lt; 12.</w:t>
@@ -222,6 +224,7 @@
           </w:tcPr>
           <w:p>
             <w:pPr>
+              <w:pStyle w:val="Heading2"/>
               <w:spacing w:before="0" w:after="0" w:line="252" w:lineRule="auto"/>
             </w:pPr>
             <w:r>
@@ -251,7 +254,7 @@
               <w:rPr>
                 <w:rFonts w:ascii="Avenir Next" w:hAnsi="Avenir Next" w:cs="Avenir Next" w:eastAsia="Avenir Next"/>
                 <w:color w:val="1A1A1A"/>
-                <w:sz w:val="20"/>
+                <w:sz w:val="22"/>
                 <w:szCs w:val="20"/>
               </w:rPr>
               <w:t xml:space="preserve">Tell which decimal is greater, like 1.95 &lt; 2.  </w:t>
@@ -261,7 +264,7 @@
                 <w:rFonts w:ascii="Avenir Next" w:hAnsi="Avenir Next" w:cs="Avenir Next" w:eastAsia="Avenir Next"/>
                 <w:b/>
                 <w:color w:val="1A1A1A"/>
-                <w:sz w:val="20"/>
+                <w:sz w:val="22"/>
                 <w:szCs w:val="20"/>
               </w:rPr>
               <w:t xml:space="preserve">You will use it in Practice Form A, problem 1.</w:t>
@@ -272,6 +275,7 @@
     </w:tbl>
     <w:p>
       <w:pPr>
+        <w:pStyle w:val="Heading2"/>
         <w:keepNext/>
         <w:pBdr>
           <w:bottom w:val="single" w:sz="8" w:space="3" w:color="003A70"/>
@@ -287,7 +291,7 @@
           <w:b/>
           <w:color w:val="003A70"/>
           <w:spacing w:val="14"/>
-          <w:sz w:val="19"/>
+          <w:sz w:val="22"/>
           <w:szCs w:val="19"/>
         </w:rPr>
         <w:t xml:space="preserve">STEPS TO FOLLOW</w:t>
@@ -306,7 +310,7 @@
           <w:rFonts w:ascii="Avenir Next" w:hAnsi="Avenir Next" w:cs="Avenir Next" w:eastAsia="Avenir Next"/>
           <w:i/>
           <w:color w:val="5A5F66"/>
-          <w:sz w:val="17"/>
+          <w:sz w:val="22"/>
           <w:szCs w:val="17"/>
         </w:rPr>
         <w:t xml:space="preserve">use these same steps on every problem</w:t>
@@ -348,6 +352,7 @@
           </w:tcPr>
           <w:p>
             <w:pPr>
+              <w:pStyle w:val="Heading1"/>
               <w:spacing w:before="0" w:after="0" w:line="240" w:lineRule="auto"/>
               <w:jc w:val="center"/>
             </w:pPr>
@@ -377,7 +382,7 @@
                 <w:rFonts w:ascii="Avenir Next" w:hAnsi="Avenir Next" w:cs="Avenir Next" w:eastAsia="Avenir Next"/>
                 <w:b/>
                 <w:color w:val="1A1A1A"/>
-                <w:sz w:val="21"/>
+                <w:sz w:val="22"/>
                 <w:szCs w:val="21"/>
               </w:rPr>
               <w:t xml:space="preserve">Line up</w:t>
@@ -386,7 +391,7 @@
               <w:rPr>
                 <w:rFonts w:ascii="Avenir Next" w:hAnsi="Avenir Next" w:cs="Avenir Next" w:eastAsia="Avenir Next"/>
                 <w:color w:val="1A1A1A"/>
-                <w:sz w:val="21"/>
+                <w:sz w:val="22"/>
                 <w:szCs w:val="21"/>
               </w:rPr>
               <w:t xml:space="preserve"> the points. Add zeros so the digits match.</w:t>
@@ -405,6 +410,7 @@
           </w:tcPr>
           <w:p>
             <w:pPr>
+              <w:pStyle w:val="Heading1"/>
               <w:spacing w:before="0" w:after="0" w:line="240" w:lineRule="auto"/>
               <w:jc w:val="center"/>
             </w:pPr>
@@ -433,7 +439,7 @@
               <w:rPr>
                 <w:rFonts w:ascii="Avenir Next" w:hAnsi="Avenir Next" w:cs="Avenir Next" w:eastAsia="Avenir Next"/>
                 <w:color w:val="1A1A1A"/>
-                <w:sz w:val="21"/>
+                <w:sz w:val="22"/>
                 <w:szCs w:val="21"/>
               </w:rPr>
               <w:t xml:space="preserve">Compare digits </w:t>
@@ -443,7 +449,7 @@
                 <w:rFonts w:ascii="Avenir Next" w:hAnsi="Avenir Next" w:cs="Avenir Next" w:eastAsia="Avenir Next"/>
                 <w:b/>
                 <w:color w:val="1A1A1A"/>
-                <w:sz w:val="21"/>
+                <w:sz w:val="22"/>
                 <w:szCs w:val="21"/>
               </w:rPr>
               <w:t xml:space="preserve">from the left</w:t>
@@ -452,7 +458,7 @@
               <w:rPr>
                 <w:rFonts w:ascii="Avenir Next" w:hAnsi="Avenir Next" w:cs="Avenir Next" w:eastAsia="Avenir Next"/>
                 <w:color w:val="1A1A1A"/>
-                <w:sz w:val="21"/>
+                <w:sz w:val="22"/>
                 <w:szCs w:val="21"/>
               </w:rPr>
               <w:t xml:space="preserve">, place by place.</w:t>
@@ -471,6 +477,7 @@
           </w:tcPr>
           <w:p>
             <w:pPr>
+              <w:pStyle w:val="Heading1"/>
               <w:spacing w:before="0" w:after="0" w:line="240" w:lineRule="auto"/>
               <w:jc w:val="center"/>
             </w:pPr>
@@ -499,7 +506,7 @@
               <w:rPr>
                 <w:rFonts w:ascii="Avenir Next" w:hAnsi="Avenir Next" w:cs="Avenir Next" w:eastAsia="Avenir Next"/>
                 <w:color w:val="1A1A1A"/>
-                <w:sz w:val="21"/>
+                <w:sz w:val="22"/>
                 <w:szCs w:val="21"/>
               </w:rPr>
               <w:t xml:space="preserve">The first </w:t>
@@ -509,7 +516,7 @@
                 <w:rFonts w:ascii="Avenir Next" w:hAnsi="Avenir Next" w:cs="Avenir Next" w:eastAsia="Avenir Next"/>
                 <w:b/>
                 <w:color w:val="1A1A1A"/>
-                <w:sz w:val="21"/>
+                <w:sz w:val="22"/>
                 <w:szCs w:val="21"/>
               </w:rPr>
               <w:t xml:space="preserve">different</w:t>
@@ -518,7 +525,7 @@
               <w:rPr>
                 <w:rFonts w:ascii="Avenir Next" w:hAnsi="Avenir Next" w:cs="Avenir Next" w:eastAsia="Avenir Next"/>
                 <w:color w:val="1A1A1A"/>
-                <w:sz w:val="21"/>
+                <w:sz w:val="22"/>
                 <w:szCs w:val="21"/>
               </w:rPr>
               <w:t xml:space="preserve"> digit decides. Write &lt;, &gt;, or =.</w:t>
@@ -529,6 +536,7 @@
     </w:tbl>
     <w:p>
       <w:pPr>
+        <w:pStyle w:val="Heading2"/>
         <w:keepNext/>
         <w:pBdr>
           <w:bottom w:val="single" w:sz="8" w:space="3" w:color="003A70"/>
@@ -544,7 +552,7 @@
           <w:b/>
           <w:color w:val="003A70"/>
           <w:spacing w:val="14"/>
-          <w:sz w:val="19"/>
+          <w:sz w:val="22"/>
           <w:szCs w:val="19"/>
         </w:rPr>
         <w:t xml:space="preserve">WATCH ME</w:t>
@@ -563,7 +571,7 @@
           <w:rFonts w:ascii="Avenir Next" w:hAnsi="Avenir Next" w:cs="Avenir Next" w:eastAsia="Avenir Next"/>
           <w:i/>
           <w:color w:val="5A5F66"/>
-          <w:sz w:val="17"/>
+          <w:sz w:val="22"/>
           <w:szCs w:val="17"/>
         </w:rPr>
         <w:t xml:space="preserve">the steps in action</w:t>
@@ -578,17 +586,17 @@
           <w:rFonts w:ascii="Avenir Next" w:hAnsi="Avenir Next" w:cs="Avenir Next" w:eastAsia="Avenir Next"/>
           <w:b/>
           <w:color w:val="1A1A1A"/>
+          <w:sz w:val="22"/>
+          <w:szCs w:val="21"/>
+        </w:rPr>
+        <w:t xml:space="preserve">2.05 </w:t>
+      </w:r>
+      <w:r>
+        <w:rPr>
+          <w:rFonts w:ascii="Avenir Next" w:hAnsi="Avenir Next" w:cs="Avenir Next" w:eastAsia="Avenir Next"/>
+          <w:color w:val="1A1A1A"/>
           <w:sz w:val="21"/>
           <w:szCs w:val="21"/>
-        </w:rPr>
-        <w:t xml:space="preserve">2.05 </w:t>
-      </w:r>
-      <w:r>
-        <w:rPr>
-          <w:rFonts w:ascii="Avenir Next" w:hAnsi="Avenir Next" w:cs="Avenir Next" w:eastAsia="Avenir Next"/>
-          <w:color w:val="1A1A1A"/>
-          <w:sz w:val="21"/>
-          <w:szCs w:val="21"/>
           <w:u w:val="single"/>
         </w:rPr>
         <w:t xml:space="preserve">      </w:t>
@@ -598,7 +606,7 @@
           <w:rFonts w:ascii="Avenir Next" w:hAnsi="Avenir Next" w:cs="Avenir Next" w:eastAsia="Avenir Next"/>
           <w:b/>
           <w:color w:val="1A1A1A"/>
-          <w:sz w:val="21"/>
+          <w:sz w:val="22"/>
           <w:szCs w:val="21"/>
         </w:rPr>
         <w:t xml:space="preserve"> 2.5</w:t>
@@ -617,25 +625,25 @@
           <w:rFonts w:ascii="Avenir Next" w:hAnsi="Avenir Next" w:cs="Avenir Next" w:eastAsia="Avenir Next"/>
           <w:b/>
           <w:color w:val="003A70"/>
+          <w:sz w:val="22"/>
+          <w:szCs w:val="19"/>
+        </w:rPr>
+        <w:t xml:space="preserve">Step 1</w:t>
+      </w:r>
+      <w:r>
+        <w:rPr>
+          <w:rFonts w:ascii="Avenir Next" w:hAnsi="Avenir Next" w:cs="Avenir Next" w:eastAsia="Avenir Next"/>
+          <w:color w:val="1A1A1A"/>
           <w:sz w:val="19"/>
           <w:szCs w:val="19"/>
         </w:rPr>
-        <w:t xml:space="preserve">Step 1</w:t>
-      </w:r>
-      <w:r>
-        <w:rPr>
-          <w:rFonts w:ascii="Avenir Next" w:hAnsi="Avenir Next" w:cs="Avenir Next" w:eastAsia="Avenir Next"/>
-          <w:color w:val="1A1A1A"/>
-          <w:sz w:val="19"/>
-          <w:szCs w:val="19"/>
-        </w:rPr>
         <w:tab/>
       </w:r>
       <w:r>
         <w:rPr>
           <w:rFonts w:ascii="Avenir Next" w:hAnsi="Avenir Next" w:cs="Avenir Next" w:eastAsia="Avenir Next"/>
           <w:color w:val="1A1A1A"/>
-          <w:sz w:val="21"/>
+          <w:sz w:val="22"/>
           <w:szCs w:val="21"/>
         </w:rPr>
         <w:t xml:space="preserve">Write 2.05 and 2.50.</w:t>
@@ -654,25 +662,25 @@
           <w:rFonts w:ascii="Avenir Next" w:hAnsi="Avenir Next" w:cs="Avenir Next" w:eastAsia="Avenir Next"/>
           <w:b/>
           <w:color w:val="003A70"/>
+          <w:sz w:val="22"/>
+          <w:szCs w:val="19"/>
+        </w:rPr>
+        <w:t xml:space="preserve">Step 2</w:t>
+      </w:r>
+      <w:r>
+        <w:rPr>
+          <w:rFonts w:ascii="Avenir Next" w:hAnsi="Avenir Next" w:cs="Avenir Next" w:eastAsia="Avenir Next"/>
+          <w:color w:val="1A1A1A"/>
           <w:sz w:val="19"/>
           <w:szCs w:val="19"/>
         </w:rPr>
-        <w:t xml:space="preserve">Step 2</w:t>
-      </w:r>
-      <w:r>
-        <w:rPr>
-          <w:rFonts w:ascii="Avenir Next" w:hAnsi="Avenir Next" w:cs="Avenir Next" w:eastAsia="Avenir Next"/>
-          <w:color w:val="1A1A1A"/>
-          <w:sz w:val="19"/>
-          <w:szCs w:val="19"/>
-        </w:rPr>
         <w:tab/>
       </w:r>
       <w:r>
         <w:rPr>
           <w:rFonts w:ascii="Avenir Next" w:hAnsi="Avenir Next" w:cs="Avenir Next" w:eastAsia="Avenir Next"/>
           <w:color w:val="1A1A1A"/>
-          <w:sz w:val="21"/>
+          <w:sz w:val="22"/>
           <w:szCs w:val="21"/>
         </w:rPr>
         <w:t xml:space="preserve">Ones match. Tenths: 0 and 5.</w:t>
@@ -691,25 +699,25 @@
           <w:rFonts w:ascii="Avenir Next" w:hAnsi="Avenir Next" w:cs="Avenir Next" w:eastAsia="Avenir Next"/>
           <w:b/>
           <w:color w:val="003A70"/>
+          <w:sz w:val="22"/>
+          <w:szCs w:val="19"/>
+        </w:rPr>
+        <w:t xml:space="preserve">Step 3</w:t>
+      </w:r>
+      <w:r>
+        <w:rPr>
+          <w:rFonts w:ascii="Avenir Next" w:hAnsi="Avenir Next" w:cs="Avenir Next" w:eastAsia="Avenir Next"/>
+          <w:color w:val="1A1A1A"/>
           <w:sz w:val="19"/>
           <w:szCs w:val="19"/>
         </w:rPr>
-        <w:t xml:space="preserve">Step 3</w:t>
-      </w:r>
-      <w:r>
-        <w:rPr>
-          <w:rFonts w:ascii="Avenir Next" w:hAnsi="Avenir Next" w:cs="Avenir Next" w:eastAsia="Avenir Next"/>
-          <w:color w:val="1A1A1A"/>
-          <w:sz w:val="19"/>
-          <w:szCs w:val="19"/>
-        </w:rPr>
         <w:tab/>
       </w:r>
       <w:r>
         <w:rPr>
           <w:rFonts w:ascii="Avenir Next" w:hAnsi="Avenir Next" w:cs="Avenir Next" w:eastAsia="Avenir Next"/>
           <w:color w:val="1A1A1A"/>
-          <w:sz w:val="21"/>
+          <w:sz w:val="22"/>
           <w:szCs w:val="21"/>
         </w:rPr>
         <w:t xml:space="preserve">0 is less than 5, so 2.05 &lt; 2.5.</w:t>
@@ -728,18 +736,18 @@
           <w:rFonts w:ascii="Avenir Next" w:hAnsi="Avenir Next" w:cs="Avenir Next" w:eastAsia="Avenir Next"/>
           <w:b/>
           <w:color w:val="1A1A1A"/>
+          <w:sz w:val="22"/>
+          <w:szCs w:val="21"/>
+        </w:rPr>
+        <w:t xml:space="preserve">Answer</w:t>
+      </w:r>
+      <w:r>
+        <w:rPr>
+          <w:rFonts w:ascii="Avenir Next" w:hAnsi="Avenir Next" w:cs="Avenir Next" w:eastAsia="Avenir Next"/>
+          <w:color w:val="1A1A1A"/>
           <w:sz w:val="21"/>
           <w:szCs w:val="21"/>
         </w:rPr>
-        <w:t xml:space="preserve">Answer</w:t>
-      </w:r>
-      <w:r>
-        <w:rPr>
-          <w:rFonts w:ascii="Avenir Next" w:hAnsi="Avenir Next" w:cs="Avenir Next" w:eastAsia="Avenir Next"/>
-          <w:color w:val="1A1A1A"/>
-          <w:sz w:val="21"/>
-          <w:szCs w:val="21"/>
-        </w:rPr>
         <w:tab/>
       </w:r>
       <w:r>
@@ -747,7 +755,7 @@
           <w:rFonts w:ascii="Avenir Next" w:hAnsi="Avenir Next" w:cs="Avenir Next" w:eastAsia="Avenir Next"/>
           <w:b/>
           <w:color w:val="1A1A1A"/>
-          <w:sz w:val="21"/>
+          <w:sz w:val="22"/>
           <w:szCs w:val="21"/>
         </w:rPr>
         <w:t xml:space="preserve">2.05 &lt; 2.5</w:t>
@@ -755,6 +763,7 @@
     </w:p>
     <w:p>
       <w:pPr>
+        <w:pStyle w:val="Heading2"/>
         <w:keepNext/>
         <w:pBdr>
           <w:bottom w:val="single" w:sz="8" w:space="3" w:color="003A70"/>
@@ -770,7 +779,7 @@
           <w:b/>
           <w:color w:val="003A70"/>
           <w:spacing w:val="14"/>
-          <w:sz w:val="19"/>
+          <w:sz w:val="22"/>
           <w:szCs w:val="19"/>
         </w:rPr>
         <w:t xml:space="preserve">TRY IT WITH HELP</w:t>
@@ -789,7 +798,7 @@
           <w:rFonts w:ascii="Avenir Next" w:hAnsi="Avenir Next" w:cs="Avenir Next" w:eastAsia="Avenir Next"/>
           <w:i/>
           <w:color w:val="5A5F66"/>
-          <w:sz w:val="17"/>
+          <w:sz w:val="22"/>
           <w:szCs w:val="17"/>
         </w:rPr>
         <w:t xml:space="preserve">fill in each step</w:t>
@@ -866,35 +875,35 @@
           <w:rFonts w:ascii="Avenir Next" w:hAnsi="Avenir Next" w:cs="Avenir Next" w:eastAsia="Avenir Next"/>
           <w:b/>
           <w:color w:val="003A70"/>
+          <w:sz w:val="22"/>
+          <w:szCs w:val="18"/>
+        </w:rPr>
+        <w:t xml:space="preserve">Step 1</w:t>
+      </w:r>
+      <w:r>
+        <w:rPr>
+          <w:rFonts w:ascii="Avenir Next" w:hAnsi="Avenir Next" w:cs="Avenir Next" w:eastAsia="Avenir Next"/>
+          <w:color w:val="1A1A1A"/>
           <w:sz w:val="18"/>
           <w:szCs w:val="18"/>
         </w:rPr>
-        <w:t xml:space="preserve">Step 1</w:t>
-      </w:r>
-      <w:r>
-        <w:rPr>
-          <w:rFonts w:ascii="Avenir Next" w:hAnsi="Avenir Next" w:cs="Avenir Next" w:eastAsia="Avenir Next"/>
-          <w:color w:val="1A1A1A"/>
-          <w:sz w:val="18"/>
-          <w:szCs w:val="18"/>
-        </w:rPr>
         <w:tab/>
       </w:r>
       <w:r>
         <w:rPr>
           <w:rFonts w:ascii="Avenir Next" w:hAnsi="Avenir Next" w:cs="Avenir Next" w:eastAsia="Avenir Next"/>
           <w:color w:val="1A1A1A"/>
+          <w:sz w:val="22"/>
+          <w:szCs w:val="21"/>
+        </w:rPr>
+        <w:t xml:space="preserve">Write 1.95 and </w:t>
+      </w:r>
+      <w:r>
+        <w:rPr>
+          <w:rFonts w:ascii="Avenir Next" w:hAnsi="Avenir Next" w:cs="Avenir Next" w:eastAsia="Avenir Next"/>
+          <w:color w:val="1A1A1A"/>
           <w:sz w:val="21"/>
           <w:szCs w:val="21"/>
-        </w:rPr>
-        <w:t xml:space="preserve">Write 1.95 and </w:t>
-      </w:r>
-      <w:r>
-        <w:rPr>
-          <w:rFonts w:ascii="Avenir Next" w:hAnsi="Avenir Next" w:cs="Avenir Next" w:eastAsia="Avenir Next"/>
-          <w:color w:val="1A1A1A"/>
-          <w:sz w:val="21"/>
-          <w:szCs w:val="21"/>
           <w:u w:val="single"/>
         </w:rPr>
         <w:t xml:space="preserve">                </w:t>
@@ -903,7 +912,7 @@
         <w:rPr>
           <w:rFonts w:ascii="Avenir Next" w:hAnsi="Avenir Next" w:cs="Avenir Next" w:eastAsia="Avenir Next"/>
           <w:color w:val="1A1A1A"/>
-          <w:sz w:val="21"/>
+          <w:sz w:val="22"/>
           <w:szCs w:val="21"/>
         </w:rPr>
         <w:t xml:space="preserve">.</w:t>
@@ -923,35 +932,35 @@
           <w:rFonts w:ascii="Avenir Next" w:hAnsi="Avenir Next" w:cs="Avenir Next" w:eastAsia="Avenir Next"/>
           <w:b/>
           <w:color w:val="003A70"/>
+          <w:sz w:val="22"/>
+          <w:szCs w:val="18"/>
+        </w:rPr>
+        <w:t xml:space="preserve">Step 2</w:t>
+      </w:r>
+      <w:r>
+        <w:rPr>
+          <w:rFonts w:ascii="Avenir Next" w:hAnsi="Avenir Next" w:cs="Avenir Next" w:eastAsia="Avenir Next"/>
+          <w:color w:val="1A1A1A"/>
           <w:sz w:val="18"/>
           <w:szCs w:val="18"/>
         </w:rPr>
-        <w:t xml:space="preserve">Step 2</w:t>
-      </w:r>
-      <w:r>
-        <w:rPr>
-          <w:rFonts w:ascii="Avenir Next" w:hAnsi="Avenir Next" w:cs="Avenir Next" w:eastAsia="Avenir Next"/>
-          <w:color w:val="1A1A1A"/>
-          <w:sz w:val="18"/>
-          <w:szCs w:val="18"/>
-        </w:rPr>
         <w:tab/>
       </w:r>
       <w:r>
         <w:rPr>
           <w:rFonts w:ascii="Avenir Next" w:hAnsi="Avenir Next" w:cs="Avenir Next" w:eastAsia="Avenir Next"/>
           <w:color w:val="1A1A1A"/>
+          <w:sz w:val="22"/>
+          <w:szCs w:val="21"/>
+        </w:rPr>
+        <w:t xml:space="preserve">Compare ones: </w:t>
+      </w:r>
+      <w:r>
+        <w:rPr>
+          <w:rFonts w:ascii="Avenir Next" w:hAnsi="Avenir Next" w:cs="Avenir Next" w:eastAsia="Avenir Next"/>
+          <w:color w:val="1A1A1A"/>
           <w:sz w:val="21"/>
           <w:szCs w:val="21"/>
-        </w:rPr>
-        <w:t xml:space="preserve">Compare ones: </w:t>
-      </w:r>
-      <w:r>
-        <w:rPr>
-          <w:rFonts w:ascii="Avenir Next" w:hAnsi="Avenir Next" w:cs="Avenir Next" w:eastAsia="Avenir Next"/>
-          <w:color w:val="1A1A1A"/>
-          <w:sz w:val="21"/>
-          <w:szCs w:val="21"/>
           <w:u w:val="single"/>
         </w:rPr>
         <w:t xml:space="preserve">                </w:t>
@@ -960,7 +969,7 @@
         <w:rPr>
           <w:rFonts w:ascii="Avenir Next" w:hAnsi="Avenir Next" w:cs="Avenir Next" w:eastAsia="Avenir Next"/>
           <w:color w:val="1A1A1A"/>
-          <w:sz w:val="21"/>
+          <w:sz w:val="22"/>
           <w:szCs w:val="21"/>
         </w:rPr>
         <w:t xml:space="preserve"> and 2.</w:t>
@@ -980,35 +989,35 @@
           <w:rFonts w:ascii="Avenir Next" w:hAnsi="Avenir Next" w:cs="Avenir Next" w:eastAsia="Avenir Next"/>
           <w:b/>
           <w:color w:val="003A70"/>
+          <w:sz w:val="22"/>
+          <w:szCs w:val="18"/>
+        </w:rPr>
+        <w:t xml:space="preserve">Step 3</w:t>
+      </w:r>
+      <w:r>
+        <w:rPr>
+          <w:rFonts w:ascii="Avenir Next" w:hAnsi="Avenir Next" w:cs="Avenir Next" w:eastAsia="Avenir Next"/>
+          <w:color w:val="1A1A1A"/>
           <w:sz w:val="18"/>
           <w:szCs w:val="18"/>
         </w:rPr>
-        <w:t xml:space="preserve">Step 3</w:t>
-      </w:r>
-      <w:r>
-        <w:rPr>
-          <w:rFonts w:ascii="Avenir Next" w:hAnsi="Avenir Next" w:cs="Avenir Next" w:eastAsia="Avenir Next"/>
-          <w:color w:val="1A1A1A"/>
-          <w:sz w:val="18"/>
-          <w:szCs w:val="18"/>
-        </w:rPr>
         <w:tab/>
       </w:r>
       <w:r>
         <w:rPr>
           <w:rFonts w:ascii="Avenir Next" w:hAnsi="Avenir Next" w:cs="Avenir Next" w:eastAsia="Avenir Next"/>
           <w:color w:val="1A1A1A"/>
+          <w:sz w:val="22"/>
+          <w:szCs w:val="21"/>
+        </w:rPr>
+        <w:t xml:space="preserve">1.95 </w:t>
+      </w:r>
+      <w:r>
+        <w:rPr>
+          <w:rFonts w:ascii="Avenir Next" w:hAnsi="Avenir Next" w:cs="Avenir Next" w:eastAsia="Avenir Next"/>
+          <w:color w:val="1A1A1A"/>
           <w:sz w:val="21"/>
           <w:szCs w:val="21"/>
-        </w:rPr>
-        <w:t xml:space="preserve">1.95 </w:t>
-      </w:r>
-      <w:r>
-        <w:rPr>
-          <w:rFonts w:ascii="Avenir Next" w:hAnsi="Avenir Next" w:cs="Avenir Next" w:eastAsia="Avenir Next"/>
-          <w:color w:val="1A1A1A"/>
-          <w:sz w:val="21"/>
-          <w:szCs w:val="21"/>
           <w:u w:val="single"/>
         </w:rPr>
         <w:t xml:space="preserve">                </w:t>
@@ -1017,7 +1026,7 @@
         <w:rPr>
           <w:rFonts w:ascii="Avenir Next" w:hAnsi="Avenir Next" w:cs="Avenir Next" w:eastAsia="Avenir Next"/>
           <w:color w:val="1A1A1A"/>
-          <w:sz w:val="21"/>
+          <w:sz w:val="22"/>
           <w:szCs w:val="21"/>
         </w:rPr>
         <w:t xml:space="preserve"> 2</w:t>
@@ -1099,35 +1108,35 @@
           <w:rFonts w:ascii="Avenir Next" w:hAnsi="Avenir Next" w:cs="Avenir Next" w:eastAsia="Avenir Next"/>
           <w:b/>
           <w:color w:val="003A70"/>
+          <w:sz w:val="22"/>
+          <w:szCs w:val="18"/>
+        </w:rPr>
+        <w:t xml:space="preserve">Step 1</w:t>
+      </w:r>
+      <w:r>
+        <w:rPr>
+          <w:rFonts w:ascii="Avenir Next" w:hAnsi="Avenir Next" w:cs="Avenir Next" w:eastAsia="Avenir Next"/>
+          <w:color w:val="1A1A1A"/>
           <w:sz w:val="18"/>
           <w:szCs w:val="18"/>
         </w:rPr>
-        <w:t xml:space="preserve">Step 1</w:t>
-      </w:r>
-      <w:r>
-        <w:rPr>
-          <w:rFonts w:ascii="Avenir Next" w:hAnsi="Avenir Next" w:cs="Avenir Next" w:eastAsia="Avenir Next"/>
-          <w:color w:val="1A1A1A"/>
-          <w:sz w:val="18"/>
-          <w:szCs w:val="18"/>
-        </w:rPr>
         <w:tab/>
       </w:r>
       <w:r>
         <w:rPr>
           <w:rFonts w:ascii="Avenir Next" w:hAnsi="Avenir Next" w:cs="Avenir Next" w:eastAsia="Avenir Next"/>
           <w:color w:val="1A1A1A"/>
+          <w:sz w:val="22"/>
+          <w:szCs w:val="21"/>
+        </w:rPr>
+        <w:t xml:space="preserve">Write 24.80 and </w:t>
+      </w:r>
+      <w:r>
+        <w:rPr>
+          <w:rFonts w:ascii="Avenir Next" w:hAnsi="Avenir Next" w:cs="Avenir Next" w:eastAsia="Avenir Next"/>
+          <w:color w:val="1A1A1A"/>
           <w:sz w:val="21"/>
           <w:szCs w:val="21"/>
-        </w:rPr>
-        <w:t xml:space="preserve">Write 24.80 and </w:t>
-      </w:r>
-      <w:r>
-        <w:rPr>
-          <w:rFonts w:ascii="Avenir Next" w:hAnsi="Avenir Next" w:cs="Avenir Next" w:eastAsia="Avenir Next"/>
-          <w:color w:val="1A1A1A"/>
-          <w:sz w:val="21"/>
-          <w:szCs w:val="21"/>
           <w:u w:val="single"/>
         </w:rPr>
         <w:t xml:space="preserve">                </w:t>
@@ -1136,7 +1145,7 @@
         <w:rPr>
           <w:rFonts w:ascii="Avenir Next" w:hAnsi="Avenir Next" w:cs="Avenir Next" w:eastAsia="Avenir Next"/>
           <w:color w:val="1A1A1A"/>
-          <w:sz w:val="21"/>
+          <w:sz w:val="22"/>
           <w:szCs w:val="21"/>
         </w:rPr>
         <w:t xml:space="preserve">.</w:t>
@@ -1156,35 +1165,35 @@
           <w:rFonts w:ascii="Avenir Next" w:hAnsi="Avenir Next" w:cs="Avenir Next" w:eastAsia="Avenir Next"/>
           <w:b/>
           <w:color w:val="003A70"/>
+          <w:sz w:val="22"/>
+          <w:szCs w:val="18"/>
+        </w:rPr>
+        <w:t xml:space="preserve">Step 2</w:t>
+      </w:r>
+      <w:r>
+        <w:rPr>
+          <w:rFonts w:ascii="Avenir Next" w:hAnsi="Avenir Next" w:cs="Avenir Next" w:eastAsia="Avenir Next"/>
+          <w:color w:val="1A1A1A"/>
           <w:sz w:val="18"/>
           <w:szCs w:val="18"/>
         </w:rPr>
-        <w:t xml:space="preserve">Step 2</w:t>
-      </w:r>
-      <w:r>
-        <w:rPr>
-          <w:rFonts w:ascii="Avenir Next" w:hAnsi="Avenir Next" w:cs="Avenir Next" w:eastAsia="Avenir Next"/>
-          <w:color w:val="1A1A1A"/>
-          <w:sz w:val="18"/>
-          <w:szCs w:val="18"/>
-        </w:rPr>
         <w:tab/>
       </w:r>
       <w:r>
         <w:rPr>
           <w:rFonts w:ascii="Avenir Next" w:hAnsi="Avenir Next" w:cs="Avenir Next" w:eastAsia="Avenir Next"/>
           <w:color w:val="1A1A1A"/>
+          <w:sz w:val="22"/>
+          <w:szCs w:val="21"/>
+        </w:rPr>
+        <w:t xml:space="preserve">Tens and ones match. Compare tenths: </w:t>
+      </w:r>
+      <w:r>
+        <w:rPr>
+          <w:rFonts w:ascii="Avenir Next" w:hAnsi="Avenir Next" w:cs="Avenir Next" w:eastAsia="Avenir Next"/>
+          <w:color w:val="1A1A1A"/>
           <w:sz w:val="21"/>
           <w:szCs w:val="21"/>
-        </w:rPr>
-        <w:t xml:space="preserve">Tens and ones match. Compare tenths: </w:t>
-      </w:r>
-      <w:r>
-        <w:rPr>
-          <w:rFonts w:ascii="Avenir Next" w:hAnsi="Avenir Next" w:cs="Avenir Next" w:eastAsia="Avenir Next"/>
-          <w:color w:val="1A1A1A"/>
-          <w:sz w:val="21"/>
-          <w:szCs w:val="21"/>
           <w:u w:val="single"/>
         </w:rPr>
         <w:t xml:space="preserve">                </w:t>
@@ -1193,7 +1202,7 @@
         <w:rPr>
           <w:rFonts w:ascii="Avenir Next" w:hAnsi="Avenir Next" w:cs="Avenir Next" w:eastAsia="Avenir Next"/>
           <w:color w:val="1A1A1A"/>
-          <w:sz w:val="21"/>
+          <w:sz w:val="22"/>
           <w:szCs w:val="21"/>
         </w:rPr>
         <w:t xml:space="preserve"> and 7.</w:t>
@@ -1213,35 +1222,35 @@
           <w:rFonts w:ascii="Avenir Next" w:hAnsi="Avenir Next" w:cs="Avenir Next" w:eastAsia="Avenir Next"/>
           <w:b/>
           <w:color w:val="003A70"/>
+          <w:sz w:val="22"/>
+          <w:szCs w:val="18"/>
+        </w:rPr>
+        <w:t xml:space="preserve">Step 3</w:t>
+      </w:r>
+      <w:r>
+        <w:rPr>
+          <w:rFonts w:ascii="Avenir Next" w:hAnsi="Avenir Next" w:cs="Avenir Next" w:eastAsia="Avenir Next"/>
+          <w:color w:val="1A1A1A"/>
           <w:sz w:val="18"/>
           <w:szCs w:val="18"/>
         </w:rPr>
-        <w:t xml:space="preserve">Step 3</w:t>
-      </w:r>
-      <w:r>
-        <w:rPr>
-          <w:rFonts w:ascii="Avenir Next" w:hAnsi="Avenir Next" w:cs="Avenir Next" w:eastAsia="Avenir Next"/>
-          <w:color w:val="1A1A1A"/>
-          <w:sz w:val="18"/>
-          <w:szCs w:val="18"/>
-        </w:rPr>
         <w:tab/>
       </w:r>
       <w:r>
         <w:rPr>
           <w:rFonts w:ascii="Avenir Next" w:hAnsi="Avenir Next" w:cs="Avenir Next" w:eastAsia="Avenir Next"/>
           <w:color w:val="1A1A1A"/>
+          <w:sz w:val="22"/>
+          <w:szCs w:val="21"/>
+        </w:rPr>
+        <w:t xml:space="preserve">24.8 </w:t>
+      </w:r>
+      <w:r>
+        <w:rPr>
+          <w:rFonts w:ascii="Avenir Next" w:hAnsi="Avenir Next" w:cs="Avenir Next" w:eastAsia="Avenir Next"/>
+          <w:color w:val="1A1A1A"/>
           <w:sz w:val="21"/>
           <w:szCs w:val="21"/>
-        </w:rPr>
-        <w:t xml:space="preserve">24.8 </w:t>
-      </w:r>
-      <w:r>
-        <w:rPr>
-          <w:rFonts w:ascii="Avenir Next" w:hAnsi="Avenir Next" w:cs="Avenir Next" w:eastAsia="Avenir Next"/>
-          <w:color w:val="1A1A1A"/>
-          <w:sz w:val="21"/>
-          <w:szCs w:val="21"/>
           <w:u w:val="single"/>
         </w:rPr>
         <w:t xml:space="preserve">                </w:t>
@@ -1250,7 +1259,7 @@
         <w:rPr>
           <w:rFonts w:ascii="Avenir Next" w:hAnsi="Avenir Next" w:cs="Avenir Next" w:eastAsia="Avenir Next"/>
           <w:color w:val="1A1A1A"/>
-          <w:sz w:val="21"/>
+          <w:sz w:val="22"/>
           <w:szCs w:val="21"/>
         </w:rPr>
         <w:t xml:space="preserve"> 24.75</w:t>
@@ -1263,6 +1272,7 @@
     </w:p>
     <w:p>
       <w:pPr>
+        <w:pStyle w:val="Heading2"/>
         <w:keepNext/>
         <w:pBdr>
           <w:bottom w:val="single" w:sz="8" w:space="3" w:color="003A70"/>
@@ -1278,7 +1288,7 @@
           <w:b/>
           <w:color w:val="003A70"/>
           <w:spacing w:val="14"/>
-          <w:sz w:val="19"/>
+          <w:sz w:val="22"/>
           <w:szCs w:val="19"/>
         </w:rPr>
         <w:t xml:space="preserve">YOUR TURN</w:t>
@@ -1297,7 +1307,7 @@
           <w:rFonts w:ascii="Avenir Next" w:hAnsi="Avenir Next" w:cs="Avenir Next" w:eastAsia="Avenir Next"/>
           <w:i/>
           <w:color w:val="5A5F66"/>
-          <w:sz w:val="17"/>
+          <w:sz w:val="22"/>
           <w:szCs w:val="17"/>
         </w:rPr>
         <w:t xml:space="preserve">use the steps on your own</w:t>
@@ -1808,7 +1818,7 @@
       <w:pPr>
         <w:pageBreakBefore/>
         <w:keepNext/>
-        <w:spacing w:before="0" w:after="12" w:line="264" w:lineRule="auto"/>
+        <w:spacing w:before="0" w:after="10" w:line="252" w:lineRule="auto"/>
       </w:pPr>
       <w:r>
         <w:rPr>
@@ -1817,7 +1827,7 @@
           <w:caps/>
           <w:color w:val="003A70"/>
           <w:spacing w:val="12"/>
-          <w:sz w:val="19"/>
+          <w:sz w:val="22"/>
           <w:szCs w:val="19"/>
         </w:rPr>
         <w:t xml:space="preserve">Lesson 8-5  ·  Session 2  ·  Prerequisite Practice A  ·  Skill 2 of 2</w:t>
@@ -1825,8 +1835,9 @@
     </w:p>
     <w:p>
       <w:pPr>
+        <w:pStyle w:val="Heading1"/>
         <w:keepNext/>
-        <w:spacing w:before="0" w:after="10" w:line="240" w:lineRule="auto"/>
+        <w:spacing w:before="0" w:after="8" w:line="240" w:lineRule="auto"/>
       </w:pPr>
       <w:r>
         <w:rPr>
@@ -1844,13 +1855,13 @@
         <w:pBdr>
           <w:bottom w:val="single" w:sz="4" w:space="5" w:color="C9CDD2"/>
         </w:pBdr>
-        <w:spacing w:before="0" w:after="60" w:line="264" w:lineRule="auto"/>
+        <w:spacing w:before="0" w:after="51" w:line="252" w:lineRule="auto"/>
       </w:pPr>
       <w:r>
         <w:rPr>
           <w:rFonts w:ascii="Avenir Next" w:hAnsi="Avenir Next" w:cs="Avenir Next" w:eastAsia="Avenir Next"/>
           <w:color w:val="5A5F66"/>
-          <w:sz w:val="17"/>
+          <w:sz w:val="22"/>
           <w:szCs w:val="17"/>
         </w:rPr>
         <w:t xml:space="preserve">Builds on Grade 4 · 4.NBT.A.2</w:t>
@@ -1893,7 +1904,8 @@
           </w:tcPr>
           <w:p>
             <w:pPr>
-              <w:spacing w:before="0" w:after="0" w:line="252" w:lineRule="auto"/>
+              <w:pStyle w:val="Heading2"/>
+              <w:spacing w:before="0" w:after="0" w:line="246" w:lineRule="auto"/>
             </w:pPr>
             <w:r>
               <w:rPr>
@@ -1916,13 +1928,13 @@
           </w:tcPr>
           <w:p>
             <w:pPr>
-              <w:spacing w:before="0" w:after="0" w:line="264" w:lineRule="auto"/>
+              <w:spacing w:before="0" w:after="0" w:line="252" w:lineRule="auto"/>
             </w:pPr>
             <w:r>
               <w:rPr>
                 <w:rFonts w:ascii="Avenir Next" w:hAnsi="Avenir Next" w:cs="Avenir Next" w:eastAsia="Avenir Next"/>
                 <w:color w:val="1A1A1A"/>
-                <w:sz w:val="20"/>
+                <w:sz w:val="22"/>
                 <w:szCs w:val="20"/>
               </w:rPr>
               <w:t xml:space="preserve">You will test 45 in </w:t>
@@ -1932,7 +1944,7 @@
                 <w:rFonts w:ascii="Avenir Next" w:hAnsi="Avenir Next" w:cs="Avenir Next" w:eastAsia="Avenir Next"/>
                 <w:i/>
                 <w:color w:val="1A1A1A"/>
-                <w:sz w:val="20"/>
+                <w:sz w:val="22"/>
                 <w:szCs w:val="20"/>
               </w:rPr>
               <w:t xml:space="preserve">n</w:t>
@@ -1941,7 +1953,7 @@
               <w:rPr>
                 <w:rFonts w:ascii="Avenir Next" w:hAnsi="Avenir Next" w:cs="Avenir Next" w:eastAsia="Avenir Next"/>
                 <w:color w:val="1A1A1A"/>
-                <w:sz w:val="20"/>
+                <w:sz w:val="22"/>
                 <w:szCs w:val="20"/>
               </w:rPr>
               <w:t xml:space="preserve"> &gt; 45 and decide if it is a solution.</w:t>
@@ -1961,7 +1973,8 @@
           </w:tcPr>
           <w:p>
             <w:pPr>
-              <w:spacing w:before="0" w:after="0" w:line="252" w:lineRule="auto"/>
+              <w:pStyle w:val="Heading2"/>
+              <w:spacing w:before="0" w:after="0" w:line="246" w:lineRule="auto"/>
             </w:pPr>
             <w:r>
               <w:rPr>
@@ -1984,13 +1997,13 @@
           </w:tcPr>
           <w:p>
             <w:pPr>
-              <w:spacing w:before="0" w:after="0" w:line="264" w:lineRule="auto"/>
+              <w:spacing w:before="0" w:after="0" w:line="252" w:lineRule="auto"/>
             </w:pPr>
             <w:r>
               <w:rPr>
                 <w:rFonts w:ascii="Avenir Next" w:hAnsi="Avenir Next" w:cs="Avenir Next" w:eastAsia="Avenir Next"/>
                 <w:color w:val="1A1A1A"/>
-                <w:sz w:val="20"/>
+                <w:sz w:val="22"/>
                 <w:szCs w:val="20"/>
               </w:rPr>
               <w:t xml:space="preserve">Decide if a statement like 45 &gt; 45 is true or false.  </w:t>
@@ -2000,7 +2013,7 @@
                 <w:rFonts w:ascii="Avenir Next" w:hAnsi="Avenir Next" w:cs="Avenir Next" w:eastAsia="Avenir Next"/>
                 <w:b/>
                 <w:color w:val="1A1A1A"/>
-                <w:sz w:val="20"/>
+                <w:sz w:val="22"/>
                 <w:szCs w:val="20"/>
               </w:rPr>
               <w:t xml:space="preserve">You will use it in Practice Form A, problems 3, 5, and 6.</w:t>
@@ -2011,6 +2024,7 @@
     </w:tbl>
     <w:p>
       <w:pPr>
+        <w:pStyle w:val="Heading2"/>
         <w:keepNext/>
         <w:pBdr>
           <w:bottom w:val="single" w:sz="8" w:space="3" w:color="003A70"/>
@@ -2018,7 +2032,7 @@
         <w:tabs>
           <w:tab w:val="right" w:pos="9504"/>
         </w:tabs>
-        <w:spacing w:before="50" w:after="36" w:line="240" w:lineRule="auto"/>
+        <w:spacing w:before="42" w:after="31" w:line="240" w:lineRule="auto"/>
       </w:pPr>
       <w:r>
         <w:rPr>
@@ -2026,7 +2040,7 @@
           <w:b/>
           <w:color w:val="003A70"/>
           <w:spacing w:val="14"/>
-          <w:sz w:val="19"/>
+          <w:sz w:val="22"/>
           <w:szCs w:val="19"/>
         </w:rPr>
         <w:t xml:space="preserve">STEPS TO FOLLOW</w:t>
@@ -2045,7 +2059,7 @@
           <w:rFonts w:ascii="Avenir Next" w:hAnsi="Avenir Next" w:cs="Avenir Next" w:eastAsia="Avenir Next"/>
           <w:i/>
           <w:color w:val="5A5F66"/>
-          <w:sz w:val="17"/>
+          <w:sz w:val="22"/>
           <w:szCs w:val="17"/>
         </w:rPr>
         <w:t xml:space="preserve">use these same steps on every problem</w:t>
@@ -2087,6 +2101,7 @@
           </w:tcPr>
           <w:p>
             <w:pPr>
+              <w:pStyle w:val="Heading1"/>
               <w:spacing w:before="0" w:after="0" w:line="240" w:lineRule="auto"/>
               <w:jc w:val="center"/>
             </w:pPr>
@@ -2109,14 +2124,14 @@
           </w:tcPr>
           <w:p>
             <w:pPr>
-              <w:spacing w:before="0" w:after="0" w:line="264" w:lineRule="auto"/>
+              <w:spacing w:before="0" w:after="0" w:line="252" w:lineRule="auto"/>
             </w:pPr>
             <w:r>
               <w:rPr>
                 <w:rFonts w:ascii="Avenir Next" w:hAnsi="Avenir Next" w:cs="Avenir Next" w:eastAsia="Avenir Next"/>
                 <w:b/>
                 <w:color w:val="1A1A1A"/>
-                <w:sz w:val="21"/>
+                <w:sz w:val="22"/>
                 <w:szCs w:val="21"/>
               </w:rPr>
               <w:t xml:space="preserve">Read</w:t>
@@ -2125,7 +2140,7 @@
               <w:rPr>
                 <w:rFonts w:ascii="Avenir Next" w:hAnsi="Avenir Next" w:cs="Avenir Next" w:eastAsia="Avenir Next"/>
                 <w:color w:val="1A1A1A"/>
-                <w:sz w:val="21"/>
+                <w:sz w:val="22"/>
                 <w:szCs w:val="21"/>
               </w:rPr>
               <w:t xml:space="preserve"> the symbol in words, like “is greater than.”</w:t>
@@ -2144,6 +2159,7 @@
           </w:tcPr>
           <w:p>
             <w:pPr>
+              <w:pStyle w:val="Heading1"/>
               <w:spacing w:before="0" w:after="0" w:line="240" w:lineRule="auto"/>
               <w:jc w:val="center"/>
             </w:pPr>
@@ -2166,14 +2182,14 @@
           </w:tcPr>
           <w:p>
             <w:pPr>
-              <w:spacing w:before="0" w:after="0" w:line="264" w:lineRule="auto"/>
+              <w:spacing w:before="0" w:after="0" w:line="252" w:lineRule="auto"/>
             </w:pPr>
             <w:r>
               <w:rPr>
                 <w:rFonts w:ascii="Avenir Next" w:hAnsi="Avenir Next" w:cs="Avenir Next" w:eastAsia="Avenir Next"/>
                 <w:b/>
                 <w:color w:val="1A1A1A"/>
-                <w:sz w:val="21"/>
+                <w:sz w:val="22"/>
                 <w:szCs w:val="21"/>
               </w:rPr>
               <w:t xml:space="preserve">Compare</w:t>
@@ -2182,7 +2198,7 @@
               <w:rPr>
                 <w:rFonts w:ascii="Avenir Next" w:hAnsi="Avenir Next" w:cs="Avenir Next" w:eastAsia="Avenir Next"/>
                 <w:color w:val="1A1A1A"/>
-                <w:sz w:val="21"/>
+                <w:sz w:val="22"/>
                 <w:szCs w:val="21"/>
               </w:rPr>
               <w:t xml:space="preserve"> the two numbers. Are they equal?</w:t>
@@ -2201,6 +2217,7 @@
           </w:tcPr>
           <w:p>
             <w:pPr>
+              <w:pStyle w:val="Heading1"/>
               <w:spacing w:before="0" w:after="0" w:line="240" w:lineRule="auto"/>
               <w:jc w:val="center"/>
             </w:pPr>
@@ -2223,13 +2240,13 @@
           </w:tcPr>
           <w:p>
             <w:pPr>
-              <w:spacing w:before="0" w:after="0" w:line="264" w:lineRule="auto"/>
+              <w:spacing w:before="0" w:after="0" w:line="252" w:lineRule="auto"/>
             </w:pPr>
             <w:r>
               <w:rPr>
                 <w:rFonts w:ascii="Avenir Next" w:hAnsi="Avenir Next" w:cs="Avenir Next" w:eastAsia="Avenir Next"/>
                 <w:color w:val="1A1A1A"/>
-                <w:sz w:val="21"/>
+                <w:sz w:val="22"/>
                 <w:szCs w:val="21"/>
               </w:rPr>
               <w:t xml:space="preserve">Decide </w:t>
@@ -2239,7 +2256,7 @@
                 <w:rFonts w:ascii="Avenir Next" w:hAnsi="Avenir Next" w:cs="Avenir Next" w:eastAsia="Avenir Next"/>
                 <w:b/>
                 <w:color w:val="1A1A1A"/>
-                <w:sz w:val="21"/>
+                <w:sz w:val="22"/>
                 <w:szCs w:val="21"/>
               </w:rPr>
               <w:t xml:space="preserve">true</w:t>
@@ -2248,7 +2265,7 @@
               <w:rPr>
                 <w:rFonts w:ascii="Avenir Next" w:hAnsi="Avenir Next" w:cs="Avenir Next" w:eastAsia="Avenir Next"/>
                 <w:color w:val="1A1A1A"/>
-                <w:sz w:val="21"/>
+                <w:sz w:val="22"/>
                 <w:szCs w:val="21"/>
               </w:rPr>
               <w:t xml:space="preserve"> or false. Equal numbers make only ≤ and ≥ true.</w:t>
@@ -2259,6 +2276,7 @@
     </w:tbl>
     <w:p>
       <w:pPr>
+        <w:pStyle w:val="Heading2"/>
         <w:keepNext/>
         <w:pBdr>
           <w:bottom w:val="single" w:sz="8" w:space="3" w:color="003A70"/>
@@ -2266,7 +2284,7 @@
         <w:tabs>
           <w:tab w:val="right" w:pos="9504"/>
         </w:tabs>
-        <w:spacing w:before="50" w:after="36" w:line="240" w:lineRule="auto"/>
+        <w:spacing w:before="42" w:after="31" w:line="240" w:lineRule="auto"/>
       </w:pPr>
       <w:r>
         <w:rPr>
@@ -2274,7 +2292,7 @@
           <w:b/>
           <w:color w:val="003A70"/>
           <w:spacing w:val="14"/>
-          <w:sz w:val="19"/>
+          <w:sz w:val="22"/>
           <w:szCs w:val="19"/>
         </w:rPr>
         <w:t xml:space="preserve">WATCH ME</w:t>
@@ -2293,7 +2311,7 @@
           <w:rFonts w:ascii="Avenir Next" w:hAnsi="Avenir Next" w:cs="Avenir Next" w:eastAsia="Avenir Next"/>
           <w:i/>
           <w:color w:val="5A5F66"/>
-          <w:sz w:val="17"/>
+          <w:sz w:val="22"/>
           <w:szCs w:val="17"/>
         </w:rPr>
         <w:t xml:space="preserve">the steps in action</w:t>
@@ -2301,14 +2319,14 @@
     </w:p>
     <w:p>
       <w:pPr>
-        <w:spacing w:before="0" w:after="40" w:line="264" w:lineRule="auto"/>
+        <w:spacing w:before="0" w:after="34" w:line="252" w:lineRule="auto"/>
       </w:pPr>
       <w:r>
         <w:rPr>
           <w:rFonts w:ascii="Avenir Next" w:hAnsi="Avenir Next" w:cs="Avenir Next" w:eastAsia="Avenir Next"/>
           <w:b/>
           <w:color w:val="1A1A1A"/>
-          <w:sz w:val="21"/>
+          <w:sz w:val="22"/>
           <w:szCs w:val="21"/>
         </w:rPr>
         <w:t xml:space="preserve">Is 45 &gt; 45 true or false?</w:t>
@@ -2319,7 +2337,7 @@
         <w:tabs>
           <w:tab w:val="left" w:pos="950"/>
         </w:tabs>
-        <w:spacing w:before="0" w:after="24" w:line="256" w:lineRule="auto"/>
+        <w:spacing w:before="0" w:after="20" w:line="248" w:lineRule="auto"/>
         <w:ind w:left="950" w:hanging="950"/>
       </w:pPr>
       <w:r>
@@ -2327,25 +2345,25 @@
           <w:rFonts w:ascii="Avenir Next" w:hAnsi="Avenir Next" w:cs="Avenir Next" w:eastAsia="Avenir Next"/>
           <w:b/>
           <w:color w:val="003A70"/>
+          <w:sz w:val="22"/>
+          <w:szCs w:val="19"/>
+        </w:rPr>
+        <w:t xml:space="preserve">Step 1</w:t>
+      </w:r>
+      <w:r>
+        <w:rPr>
+          <w:rFonts w:ascii="Avenir Next" w:hAnsi="Avenir Next" w:cs="Avenir Next" w:eastAsia="Avenir Next"/>
+          <w:color w:val="1A1A1A"/>
           <w:sz w:val="19"/>
           <w:szCs w:val="19"/>
         </w:rPr>
-        <w:t xml:space="preserve">Step 1</w:t>
-      </w:r>
-      <w:r>
-        <w:rPr>
-          <w:rFonts w:ascii="Avenir Next" w:hAnsi="Avenir Next" w:cs="Avenir Next" w:eastAsia="Avenir Next"/>
-          <w:color w:val="1A1A1A"/>
-          <w:sz w:val="19"/>
-          <w:szCs w:val="19"/>
-        </w:rPr>
         <w:tab/>
       </w:r>
       <w:r>
         <w:rPr>
           <w:rFonts w:ascii="Avenir Next" w:hAnsi="Avenir Next" w:cs="Avenir Next" w:eastAsia="Avenir Next"/>
           <w:color w:val="1A1A1A"/>
-          <w:sz w:val="21"/>
+          <w:sz w:val="22"/>
           <w:szCs w:val="21"/>
         </w:rPr>
         <w:t xml:space="preserve">&gt; means “is greater than.”</w:t>
@@ -2356,7 +2374,7 @@
         <w:tabs>
           <w:tab w:val="left" w:pos="950"/>
         </w:tabs>
-        <w:spacing w:before="0" w:after="24" w:line="256" w:lineRule="auto"/>
+        <w:spacing w:before="0" w:after="20" w:line="248" w:lineRule="auto"/>
         <w:ind w:left="950" w:hanging="950"/>
       </w:pPr>
       <w:r>
@@ -2364,25 +2382,25 @@
           <w:rFonts w:ascii="Avenir Next" w:hAnsi="Avenir Next" w:cs="Avenir Next" w:eastAsia="Avenir Next"/>
           <w:b/>
           <w:color w:val="003A70"/>
+          <w:sz w:val="22"/>
+          <w:szCs w:val="19"/>
+        </w:rPr>
+        <w:t xml:space="preserve">Step 2</w:t>
+      </w:r>
+      <w:r>
+        <w:rPr>
+          <w:rFonts w:ascii="Avenir Next" w:hAnsi="Avenir Next" w:cs="Avenir Next" w:eastAsia="Avenir Next"/>
+          <w:color w:val="1A1A1A"/>
           <w:sz w:val="19"/>
           <w:szCs w:val="19"/>
         </w:rPr>
-        <w:t xml:space="preserve">Step 2</w:t>
-      </w:r>
-      <w:r>
-        <w:rPr>
-          <w:rFonts w:ascii="Avenir Next" w:hAnsi="Avenir Next" w:cs="Avenir Next" w:eastAsia="Avenir Next"/>
-          <w:color w:val="1A1A1A"/>
-          <w:sz w:val="19"/>
-          <w:szCs w:val="19"/>
-        </w:rPr>
         <w:tab/>
       </w:r>
       <w:r>
         <w:rPr>
           <w:rFonts w:ascii="Avenir Next" w:hAnsi="Avenir Next" w:cs="Avenir Next" w:eastAsia="Avenir Next"/>
           <w:color w:val="1A1A1A"/>
-          <w:sz w:val="21"/>
+          <w:sz w:val="22"/>
           <w:szCs w:val="21"/>
         </w:rPr>
         <w:t xml:space="preserve">45 and 45 are equal.</w:t>
@@ -2393,7 +2411,7 @@
         <w:tabs>
           <w:tab w:val="left" w:pos="950"/>
         </w:tabs>
-        <w:spacing w:before="0" w:after="24" w:line="256" w:lineRule="auto"/>
+        <w:spacing w:before="0" w:after="20" w:line="248" w:lineRule="auto"/>
         <w:ind w:left="950" w:hanging="950"/>
       </w:pPr>
       <w:r>
@@ -2401,25 +2419,25 @@
           <w:rFonts w:ascii="Avenir Next" w:hAnsi="Avenir Next" w:cs="Avenir Next" w:eastAsia="Avenir Next"/>
           <w:b/>
           <w:color w:val="003A70"/>
+          <w:sz w:val="22"/>
+          <w:szCs w:val="19"/>
+        </w:rPr>
+        <w:t xml:space="preserve">Step 3</w:t>
+      </w:r>
+      <w:r>
+        <w:rPr>
+          <w:rFonts w:ascii="Avenir Next" w:hAnsi="Avenir Next" w:cs="Avenir Next" w:eastAsia="Avenir Next"/>
+          <w:color w:val="1A1A1A"/>
           <w:sz w:val="19"/>
           <w:szCs w:val="19"/>
         </w:rPr>
-        <w:t xml:space="preserve">Step 3</w:t>
-      </w:r>
-      <w:r>
-        <w:rPr>
-          <w:rFonts w:ascii="Avenir Next" w:hAnsi="Avenir Next" w:cs="Avenir Next" w:eastAsia="Avenir Next"/>
-          <w:color w:val="1A1A1A"/>
-          <w:sz w:val="19"/>
-          <w:szCs w:val="19"/>
-        </w:rPr>
         <w:tab/>
       </w:r>
       <w:r>
         <w:rPr>
           <w:rFonts w:ascii="Avenir Next" w:hAnsi="Avenir Next" w:cs="Avenir Next" w:eastAsia="Avenir Next"/>
           <w:color w:val="1A1A1A"/>
-          <w:sz w:val="21"/>
+          <w:sz w:val="22"/>
           <w:szCs w:val="21"/>
         </w:rPr>
         <w:t xml:space="preserve">Equal is not greater, so it is false.</w:t>
@@ -2430,7 +2448,7 @@
         <w:tabs>
           <w:tab w:val="left" w:pos="950"/>
         </w:tabs>
-        <w:spacing w:before="20" w:after="0" w:line="256" w:lineRule="auto"/>
+        <w:spacing w:before="17" w:after="0" w:line="248" w:lineRule="auto"/>
         <w:ind w:left="950" w:hanging="950"/>
       </w:pPr>
       <w:r>
@@ -2438,18 +2456,18 @@
           <w:rFonts w:ascii="Avenir Next" w:hAnsi="Avenir Next" w:cs="Avenir Next" w:eastAsia="Avenir Next"/>
           <w:b/>
           <w:color w:val="1A1A1A"/>
+          <w:sz w:val="22"/>
+          <w:szCs w:val="21"/>
+        </w:rPr>
+        <w:t xml:space="preserve">Answer</w:t>
+      </w:r>
+      <w:r>
+        <w:rPr>
+          <w:rFonts w:ascii="Avenir Next" w:hAnsi="Avenir Next" w:cs="Avenir Next" w:eastAsia="Avenir Next"/>
+          <w:color w:val="1A1A1A"/>
           <w:sz w:val="21"/>
           <w:szCs w:val="21"/>
         </w:rPr>
-        <w:t xml:space="preserve">Answer</w:t>
-      </w:r>
-      <w:r>
-        <w:rPr>
-          <w:rFonts w:ascii="Avenir Next" w:hAnsi="Avenir Next" w:cs="Avenir Next" w:eastAsia="Avenir Next"/>
-          <w:color w:val="1A1A1A"/>
-          <w:sz w:val="21"/>
-          <w:szCs w:val="21"/>
-        </w:rPr>
         <w:tab/>
       </w:r>
       <w:r>
@@ -2457,7 +2475,7 @@
           <w:rFonts w:ascii="Avenir Next" w:hAnsi="Avenir Next" w:cs="Avenir Next" w:eastAsia="Avenir Next"/>
           <w:b/>
           <w:color w:val="1A1A1A"/>
-          <w:sz w:val="21"/>
+          <w:sz w:val="22"/>
           <w:szCs w:val="21"/>
         </w:rPr>
         <w:t xml:space="preserve">45 &gt; 45 is false.</w:t>
@@ -2465,6 +2483,7 @@
     </w:p>
     <w:p>
       <w:pPr>
+        <w:pStyle w:val="Heading2"/>
         <w:keepNext/>
         <w:pBdr>
           <w:bottom w:val="single" w:sz="8" w:space="3" w:color="003A70"/>
@@ -2472,7 +2491,7 @@
         <w:tabs>
           <w:tab w:val="right" w:pos="9504"/>
         </w:tabs>
-        <w:spacing w:before="50" w:after="36" w:line="240" w:lineRule="auto"/>
+        <w:spacing w:before="42" w:after="31" w:line="240" w:lineRule="auto"/>
       </w:pPr>
       <w:r>
         <w:rPr>
@@ -2480,7 +2499,7 @@
           <w:b/>
           <w:color w:val="003A70"/>
           <w:spacing w:val="14"/>
-          <w:sz w:val="19"/>
+          <w:sz w:val="22"/>
           <w:szCs w:val="19"/>
         </w:rPr>
         <w:t xml:space="preserve">TRY IT WITH HELP</w:t>
@@ -2499,7 +2518,7 @@
           <w:rFonts w:ascii="Avenir Next" w:hAnsi="Avenir Next" w:cs="Avenir Next" w:eastAsia="Avenir Next"/>
           <w:i/>
           <w:color w:val="5A5F66"/>
-          <w:sz w:val="17"/>
+          <w:sz w:val="22"/>
           <w:szCs w:val="17"/>
         </w:rPr>
         <w:t xml:space="preserve">fill in each step</w:t>
@@ -2511,7 +2530,7 @@
         <w:tabs>
           <w:tab w:val="left" w:pos="432"/>
         </w:tabs>
-        <w:spacing w:before="90" w:after="40" w:line="268" w:lineRule="auto"/>
+        <w:spacing w:before="76" w:after="34" w:line="254" w:lineRule="auto"/>
         <w:ind w:left="432" w:hanging="432"/>
       </w:pPr>
       <w:r>
@@ -2549,7 +2568,7 @@
         <w:tabs>
           <w:tab w:val="left" w:pos="1300"/>
         </w:tabs>
-        <w:spacing w:before="0" w:after="24" w:line="272" w:lineRule="auto"/>
+        <w:spacing w:before="0" w:after="20" w:line="256" w:lineRule="auto"/>
         <w:ind w:left="1300" w:hanging="868"/>
       </w:pPr>
       <w:r>
@@ -2557,35 +2576,35 @@
           <w:rFonts w:ascii="Avenir Next" w:hAnsi="Avenir Next" w:cs="Avenir Next" w:eastAsia="Avenir Next"/>
           <w:b/>
           <w:color w:val="003A70"/>
+          <w:sz w:val="22"/>
+          <w:szCs w:val="18"/>
+        </w:rPr>
+        <w:t xml:space="preserve">Step 1</w:t>
+      </w:r>
+      <w:r>
+        <w:rPr>
+          <w:rFonts w:ascii="Avenir Next" w:hAnsi="Avenir Next" w:cs="Avenir Next" w:eastAsia="Avenir Next"/>
+          <w:color w:val="1A1A1A"/>
           <w:sz w:val="18"/>
           <w:szCs w:val="18"/>
         </w:rPr>
-        <w:t xml:space="preserve">Step 1</w:t>
-      </w:r>
-      <w:r>
-        <w:rPr>
-          <w:rFonts w:ascii="Avenir Next" w:hAnsi="Avenir Next" w:cs="Avenir Next" w:eastAsia="Avenir Next"/>
-          <w:color w:val="1A1A1A"/>
-          <w:sz w:val="18"/>
-          <w:szCs w:val="18"/>
-        </w:rPr>
         <w:tab/>
       </w:r>
       <w:r>
         <w:rPr>
           <w:rFonts w:ascii="Avenir Next" w:hAnsi="Avenir Next" w:cs="Avenir Next" w:eastAsia="Avenir Next"/>
           <w:color w:val="1A1A1A"/>
+          <w:sz w:val="22"/>
+          <w:szCs w:val="21"/>
+        </w:rPr>
+        <w:t xml:space="preserve">≥ means “is greater than or </w:t>
+      </w:r>
+      <w:r>
+        <w:rPr>
+          <w:rFonts w:ascii="Avenir Next" w:hAnsi="Avenir Next" w:cs="Avenir Next" w:eastAsia="Avenir Next"/>
+          <w:color w:val="1A1A1A"/>
           <w:sz w:val="21"/>
           <w:szCs w:val="21"/>
-        </w:rPr>
-        <w:t xml:space="preserve">≥ means “is greater than or </w:t>
-      </w:r>
-      <w:r>
-        <w:rPr>
-          <w:rFonts w:ascii="Avenir Next" w:hAnsi="Avenir Next" w:cs="Avenir Next" w:eastAsia="Avenir Next"/>
-          <w:color w:val="1A1A1A"/>
-          <w:sz w:val="21"/>
-          <w:szCs w:val="21"/>
           <w:u w:val="single"/>
         </w:rPr>
         <w:t xml:space="preserve">                </w:t>
@@ -2594,7 +2613,7 @@
         <w:rPr>
           <w:rFonts w:ascii="Avenir Next" w:hAnsi="Avenir Next" w:cs="Avenir Next" w:eastAsia="Avenir Next"/>
           <w:color w:val="1A1A1A"/>
-          <w:sz w:val="21"/>
+          <w:sz w:val="22"/>
           <w:szCs w:val="21"/>
         </w:rPr>
         <w:t xml:space="preserve"> to.”</w:t>
@@ -2606,7 +2625,7 @@
         <w:tabs>
           <w:tab w:val="left" w:pos="1300"/>
         </w:tabs>
-        <w:spacing w:before="0" w:after="24" w:line="272" w:lineRule="auto"/>
+        <w:spacing w:before="0" w:after="20" w:line="256" w:lineRule="auto"/>
         <w:ind w:left="1300" w:hanging="868"/>
       </w:pPr>
       <w:r>
@@ -2614,35 +2633,35 @@
           <w:rFonts w:ascii="Avenir Next" w:hAnsi="Avenir Next" w:cs="Avenir Next" w:eastAsia="Avenir Next"/>
           <w:b/>
           <w:color w:val="003A70"/>
+          <w:sz w:val="22"/>
+          <w:szCs w:val="18"/>
+        </w:rPr>
+        <w:t xml:space="preserve">Step 2</w:t>
+      </w:r>
+      <w:r>
+        <w:rPr>
+          <w:rFonts w:ascii="Avenir Next" w:hAnsi="Avenir Next" w:cs="Avenir Next" w:eastAsia="Avenir Next"/>
+          <w:color w:val="1A1A1A"/>
           <w:sz w:val="18"/>
           <w:szCs w:val="18"/>
         </w:rPr>
-        <w:t xml:space="preserve">Step 2</w:t>
-      </w:r>
-      <w:r>
-        <w:rPr>
-          <w:rFonts w:ascii="Avenir Next" w:hAnsi="Avenir Next" w:cs="Avenir Next" w:eastAsia="Avenir Next"/>
-          <w:color w:val="1A1A1A"/>
-          <w:sz w:val="18"/>
-          <w:szCs w:val="18"/>
-        </w:rPr>
         <w:tab/>
       </w:r>
       <w:r>
         <w:rPr>
           <w:rFonts w:ascii="Avenir Next" w:hAnsi="Avenir Next" w:cs="Avenir Next" w:eastAsia="Avenir Next"/>
           <w:color w:val="1A1A1A"/>
+          <w:sz w:val="22"/>
+          <w:szCs w:val="21"/>
+        </w:rPr>
+        <w:t xml:space="preserve">45 and 45 are </w:t>
+      </w:r>
+      <w:r>
+        <w:rPr>
+          <w:rFonts w:ascii="Avenir Next" w:hAnsi="Avenir Next" w:cs="Avenir Next" w:eastAsia="Avenir Next"/>
+          <w:color w:val="1A1A1A"/>
           <w:sz w:val="21"/>
           <w:szCs w:val="21"/>
-        </w:rPr>
-        <w:t xml:space="preserve">45 and 45 are </w:t>
-      </w:r>
-      <w:r>
-        <w:rPr>
-          <w:rFonts w:ascii="Avenir Next" w:hAnsi="Avenir Next" w:cs="Avenir Next" w:eastAsia="Avenir Next"/>
-          <w:color w:val="1A1A1A"/>
-          <w:sz w:val="21"/>
-          <w:szCs w:val="21"/>
           <w:u w:val="single"/>
         </w:rPr>
         <w:t xml:space="preserve">                </w:t>
@@ -2651,7 +2670,7 @@
         <w:rPr>
           <w:rFonts w:ascii="Avenir Next" w:hAnsi="Avenir Next" w:cs="Avenir Next" w:eastAsia="Avenir Next"/>
           <w:color w:val="1A1A1A"/>
-          <w:sz w:val="21"/>
+          <w:sz w:val="22"/>
           <w:szCs w:val="21"/>
         </w:rPr>
         <w:t xml:space="preserve">.</w:t>
@@ -2663,7 +2682,7 @@
         <w:tabs>
           <w:tab w:val="left" w:pos="1300"/>
         </w:tabs>
-        <w:spacing w:before="0" w:after="24" w:line="272" w:lineRule="auto"/>
+        <w:spacing w:before="0" w:after="20" w:line="256" w:lineRule="auto"/>
         <w:ind w:left="1300" w:hanging="868"/>
       </w:pPr>
       <w:r>
@@ -2671,35 +2690,35 @@
           <w:rFonts w:ascii="Avenir Next" w:hAnsi="Avenir Next" w:cs="Avenir Next" w:eastAsia="Avenir Next"/>
           <w:b/>
           <w:color w:val="003A70"/>
+          <w:sz w:val="22"/>
+          <w:szCs w:val="18"/>
+        </w:rPr>
+        <w:t xml:space="preserve">Step 3</w:t>
+      </w:r>
+      <w:r>
+        <w:rPr>
+          <w:rFonts w:ascii="Avenir Next" w:hAnsi="Avenir Next" w:cs="Avenir Next" w:eastAsia="Avenir Next"/>
+          <w:color w:val="1A1A1A"/>
           <w:sz w:val="18"/>
           <w:szCs w:val="18"/>
         </w:rPr>
-        <w:t xml:space="preserve">Step 3</w:t>
-      </w:r>
-      <w:r>
-        <w:rPr>
-          <w:rFonts w:ascii="Avenir Next" w:hAnsi="Avenir Next" w:cs="Avenir Next" w:eastAsia="Avenir Next"/>
-          <w:color w:val="1A1A1A"/>
-          <w:sz w:val="18"/>
-          <w:szCs w:val="18"/>
-        </w:rPr>
         <w:tab/>
       </w:r>
       <w:r>
         <w:rPr>
           <w:rFonts w:ascii="Avenir Next" w:hAnsi="Avenir Next" w:cs="Avenir Next" w:eastAsia="Avenir Next"/>
           <w:color w:val="1A1A1A"/>
+          <w:sz w:val="22"/>
+          <w:szCs w:val="21"/>
+        </w:rPr>
+        <w:t xml:space="preserve">45 ≥ 45 is </w:t>
+      </w:r>
+      <w:r>
+        <w:rPr>
+          <w:rFonts w:ascii="Avenir Next" w:hAnsi="Avenir Next" w:cs="Avenir Next" w:eastAsia="Avenir Next"/>
+          <w:color w:val="1A1A1A"/>
           <w:sz w:val="21"/>
           <w:szCs w:val="21"/>
-        </w:rPr>
-        <w:t xml:space="preserve">45 ≥ 45 is </w:t>
-      </w:r>
-      <w:r>
-        <w:rPr>
-          <w:rFonts w:ascii="Avenir Next" w:hAnsi="Avenir Next" w:cs="Avenir Next" w:eastAsia="Avenir Next"/>
-          <w:color w:val="1A1A1A"/>
-          <w:sz w:val="21"/>
-          <w:szCs w:val="21"/>
           <w:u w:val="single"/>
         </w:rPr>
         <w:t xml:space="preserve">                </w:t>
@@ -2708,7 +2727,7 @@
         <w:rPr>
           <w:rFonts w:ascii="Avenir Next" w:hAnsi="Avenir Next" w:cs="Avenir Next" w:eastAsia="Avenir Next"/>
           <w:color w:val="1A1A1A"/>
-          <w:sz w:val="21"/>
+          <w:sz w:val="22"/>
           <w:szCs w:val="21"/>
         </w:rPr>
         <w:t xml:space="preserve">.</w:t>
@@ -2725,7 +2744,7 @@
         <w:tabs>
           <w:tab w:val="left" w:pos="432"/>
         </w:tabs>
-        <w:spacing w:before="90" w:after="40" w:line="268" w:lineRule="auto"/>
+        <w:spacing w:before="76" w:after="34" w:line="254" w:lineRule="auto"/>
         <w:ind w:left="432" w:hanging="432"/>
       </w:pPr>
       <w:r>
@@ -2763,7 +2782,7 @@
         <w:tabs>
           <w:tab w:val="left" w:pos="1300"/>
         </w:tabs>
-        <w:spacing w:before="0" w:after="24" w:line="272" w:lineRule="auto"/>
+        <w:spacing w:before="0" w:after="20" w:line="256" w:lineRule="auto"/>
         <w:ind w:left="1300" w:hanging="868"/>
       </w:pPr>
       <w:r>
@@ -2771,35 +2790,35 @@
           <w:rFonts w:ascii="Avenir Next" w:hAnsi="Avenir Next" w:cs="Avenir Next" w:eastAsia="Avenir Next"/>
           <w:b/>
           <w:color w:val="003A70"/>
+          <w:sz w:val="22"/>
+          <w:szCs w:val="18"/>
+        </w:rPr>
+        <w:t xml:space="preserve">Step 1</w:t>
+      </w:r>
+      <w:r>
+        <w:rPr>
+          <w:rFonts w:ascii="Avenir Next" w:hAnsi="Avenir Next" w:cs="Avenir Next" w:eastAsia="Avenir Next"/>
+          <w:color w:val="1A1A1A"/>
           <w:sz w:val="18"/>
           <w:szCs w:val="18"/>
         </w:rPr>
-        <w:t xml:space="preserve">Step 1</w:t>
-      </w:r>
-      <w:r>
-        <w:rPr>
-          <w:rFonts w:ascii="Avenir Next" w:hAnsi="Avenir Next" w:cs="Avenir Next" w:eastAsia="Avenir Next"/>
-          <w:color w:val="1A1A1A"/>
-          <w:sz w:val="18"/>
-          <w:szCs w:val="18"/>
-        </w:rPr>
         <w:tab/>
       </w:r>
       <w:r>
         <w:rPr>
           <w:rFonts w:ascii="Avenir Next" w:hAnsi="Avenir Next" w:cs="Avenir Next" w:eastAsia="Avenir Next"/>
           <w:color w:val="1A1A1A"/>
+          <w:sz w:val="22"/>
+          <w:szCs w:val="21"/>
+        </w:rPr>
+        <w:t xml:space="preserve">&lt; means “is </w:t>
+      </w:r>
+      <w:r>
+        <w:rPr>
+          <w:rFonts w:ascii="Avenir Next" w:hAnsi="Avenir Next" w:cs="Avenir Next" w:eastAsia="Avenir Next"/>
+          <w:color w:val="1A1A1A"/>
           <w:sz w:val="21"/>
           <w:szCs w:val="21"/>
-        </w:rPr>
-        <w:t xml:space="preserve">&lt; means “is </w:t>
-      </w:r>
-      <w:r>
-        <w:rPr>
-          <w:rFonts w:ascii="Avenir Next" w:hAnsi="Avenir Next" w:cs="Avenir Next" w:eastAsia="Avenir Next"/>
-          <w:color w:val="1A1A1A"/>
-          <w:sz w:val="21"/>
-          <w:szCs w:val="21"/>
           <w:u w:val="single"/>
         </w:rPr>
         <w:t xml:space="preserve">                </w:t>
@@ -2808,7 +2827,7 @@
         <w:rPr>
           <w:rFonts w:ascii="Avenir Next" w:hAnsi="Avenir Next" w:cs="Avenir Next" w:eastAsia="Avenir Next"/>
           <w:color w:val="1A1A1A"/>
-          <w:sz w:val="21"/>
+          <w:sz w:val="22"/>
           <w:szCs w:val="21"/>
         </w:rPr>
         <w:t xml:space="preserve"> than.”</w:t>
@@ -2820,7 +2839,7 @@
         <w:tabs>
           <w:tab w:val="left" w:pos="1300"/>
         </w:tabs>
-        <w:spacing w:before="0" w:after="24" w:line="272" w:lineRule="auto"/>
+        <w:spacing w:before="0" w:after="20" w:line="256" w:lineRule="auto"/>
         <w:ind w:left="1300" w:hanging="868"/>
       </w:pPr>
       <w:r>
@@ -2828,35 +2847,35 @@
           <w:rFonts w:ascii="Avenir Next" w:hAnsi="Avenir Next" w:cs="Avenir Next" w:eastAsia="Avenir Next"/>
           <w:b/>
           <w:color w:val="003A70"/>
+          <w:sz w:val="22"/>
+          <w:szCs w:val="18"/>
+        </w:rPr>
+        <w:t xml:space="preserve">Step 2</w:t>
+      </w:r>
+      <w:r>
+        <w:rPr>
+          <w:rFonts w:ascii="Avenir Next" w:hAnsi="Avenir Next" w:cs="Avenir Next" w:eastAsia="Avenir Next"/>
+          <w:color w:val="1A1A1A"/>
           <w:sz w:val="18"/>
           <w:szCs w:val="18"/>
         </w:rPr>
-        <w:t xml:space="preserve">Step 2</w:t>
-      </w:r>
-      <w:r>
-        <w:rPr>
-          <w:rFonts w:ascii="Avenir Next" w:hAnsi="Avenir Next" w:cs="Avenir Next" w:eastAsia="Avenir Next"/>
-          <w:color w:val="1A1A1A"/>
-          <w:sz w:val="18"/>
-          <w:szCs w:val="18"/>
-        </w:rPr>
         <w:tab/>
       </w:r>
       <w:r>
         <w:rPr>
           <w:rFonts w:ascii="Avenir Next" w:hAnsi="Avenir Next" w:cs="Avenir Next" w:eastAsia="Avenir Next"/>
           <w:color w:val="1A1A1A"/>
+          <w:sz w:val="22"/>
+          <w:szCs w:val="21"/>
+        </w:rPr>
+        <w:t xml:space="preserve">19 is </w:t>
+      </w:r>
+      <w:r>
+        <w:rPr>
+          <w:rFonts w:ascii="Avenir Next" w:hAnsi="Avenir Next" w:cs="Avenir Next" w:eastAsia="Avenir Next"/>
+          <w:color w:val="1A1A1A"/>
           <w:sz w:val="21"/>
           <w:szCs w:val="21"/>
-        </w:rPr>
-        <w:t xml:space="preserve">19 is </w:t>
-      </w:r>
-      <w:r>
-        <w:rPr>
-          <w:rFonts w:ascii="Avenir Next" w:hAnsi="Avenir Next" w:cs="Avenir Next" w:eastAsia="Avenir Next"/>
-          <w:color w:val="1A1A1A"/>
-          <w:sz w:val="21"/>
-          <w:szCs w:val="21"/>
           <w:u w:val="single"/>
         </w:rPr>
         <w:t xml:space="preserve">                </w:t>
@@ -2865,7 +2884,7 @@
         <w:rPr>
           <w:rFonts w:ascii="Avenir Next" w:hAnsi="Avenir Next" w:cs="Avenir Next" w:eastAsia="Avenir Next"/>
           <w:color w:val="1A1A1A"/>
-          <w:sz w:val="21"/>
+          <w:sz w:val="22"/>
           <w:szCs w:val="21"/>
         </w:rPr>
         <w:t xml:space="preserve"> than 25.</w:t>
@@ -2877,7 +2896,7 @@
         <w:tabs>
           <w:tab w:val="left" w:pos="1300"/>
         </w:tabs>
-        <w:spacing w:before="0" w:after="24" w:line="272" w:lineRule="auto"/>
+        <w:spacing w:before="0" w:after="20" w:line="256" w:lineRule="auto"/>
         <w:ind w:left="1300" w:hanging="868"/>
       </w:pPr>
       <w:r>
@@ -2885,35 +2904,35 @@
           <w:rFonts w:ascii="Avenir Next" w:hAnsi="Avenir Next" w:cs="Avenir Next" w:eastAsia="Avenir Next"/>
           <w:b/>
           <w:color w:val="003A70"/>
+          <w:sz w:val="22"/>
+          <w:szCs w:val="18"/>
+        </w:rPr>
+        <w:t xml:space="preserve">Step 3</w:t>
+      </w:r>
+      <w:r>
+        <w:rPr>
+          <w:rFonts w:ascii="Avenir Next" w:hAnsi="Avenir Next" w:cs="Avenir Next" w:eastAsia="Avenir Next"/>
+          <w:color w:val="1A1A1A"/>
           <w:sz w:val="18"/>
           <w:szCs w:val="18"/>
         </w:rPr>
-        <w:t xml:space="preserve">Step 3</w:t>
-      </w:r>
-      <w:r>
-        <w:rPr>
-          <w:rFonts w:ascii="Avenir Next" w:hAnsi="Avenir Next" w:cs="Avenir Next" w:eastAsia="Avenir Next"/>
-          <w:color w:val="1A1A1A"/>
-          <w:sz w:val="18"/>
-          <w:szCs w:val="18"/>
-        </w:rPr>
         <w:tab/>
       </w:r>
       <w:r>
         <w:rPr>
           <w:rFonts w:ascii="Avenir Next" w:hAnsi="Avenir Next" w:cs="Avenir Next" w:eastAsia="Avenir Next"/>
           <w:color w:val="1A1A1A"/>
+          <w:sz w:val="22"/>
+          <w:szCs w:val="21"/>
+        </w:rPr>
+        <w:t xml:space="preserve">19 &lt; 25 is </w:t>
+      </w:r>
+      <w:r>
+        <w:rPr>
+          <w:rFonts w:ascii="Avenir Next" w:hAnsi="Avenir Next" w:cs="Avenir Next" w:eastAsia="Avenir Next"/>
+          <w:color w:val="1A1A1A"/>
           <w:sz w:val="21"/>
           <w:szCs w:val="21"/>
-        </w:rPr>
-        <w:t xml:space="preserve">19 &lt; 25 is </w:t>
-      </w:r>
-      <w:r>
-        <w:rPr>
-          <w:rFonts w:ascii="Avenir Next" w:hAnsi="Avenir Next" w:cs="Avenir Next" w:eastAsia="Avenir Next"/>
-          <w:color w:val="1A1A1A"/>
-          <w:sz w:val="21"/>
-          <w:szCs w:val="21"/>
           <w:u w:val="single"/>
         </w:rPr>
         <w:t xml:space="preserve">                </w:t>
@@ -2922,7 +2941,7 @@
         <w:rPr>
           <w:rFonts w:ascii="Avenir Next" w:hAnsi="Avenir Next" w:cs="Avenir Next" w:eastAsia="Avenir Next"/>
           <w:color w:val="1A1A1A"/>
-          <w:sz w:val="21"/>
+          <w:sz w:val="22"/>
           <w:szCs w:val="21"/>
         </w:rPr>
         <w:t xml:space="preserve">.</w:t>
@@ -2935,6 +2954,7 @@
     </w:p>
     <w:p>
       <w:pPr>
+        <w:pStyle w:val="Heading2"/>
         <w:keepNext/>
         <w:pBdr>
           <w:bottom w:val="single" w:sz="8" w:space="3" w:color="003A70"/>
@@ -2942,7 +2962,7 @@
         <w:tabs>
           <w:tab w:val="right" w:pos="9504"/>
         </w:tabs>
-        <w:spacing w:before="50" w:after="36" w:line="240" w:lineRule="auto"/>
+        <w:spacing w:before="42" w:after="31" w:line="240" w:lineRule="auto"/>
       </w:pPr>
       <w:r>
         <w:rPr>
@@ -2950,7 +2970,7 @@
           <w:b/>
           <w:color w:val="003A70"/>
           <w:spacing w:val="14"/>
-          <w:sz w:val="19"/>
+          <w:sz w:val="22"/>
           <w:szCs w:val="19"/>
         </w:rPr>
         <w:t xml:space="preserve">YOUR TURN</w:t>
@@ -2969,7 +2989,7 @@
           <w:rFonts w:ascii="Avenir Next" w:hAnsi="Avenir Next" w:cs="Avenir Next" w:eastAsia="Avenir Next"/>
           <w:i/>
           <w:color w:val="5A5F66"/>
-          <w:sz w:val="17"/>
+          <w:sz w:val="22"/>
           <w:szCs w:val="17"/>
         </w:rPr>
         <w:t xml:space="preserve">use the steps on your own</w:t>
@@ -3019,7 +3039,7 @@
               <w:tabs>
                 <w:tab w:val="left" w:pos="432"/>
               </w:tabs>
-              <w:spacing w:before="90" w:after="40" w:line="268" w:lineRule="auto"/>
+              <w:spacing w:before="76" w:after="34" w:line="254" w:lineRule="auto"/>
               <w:ind w:left="432" w:hanging="432"/>
             </w:pPr>
             <w:r>
@@ -3093,7 +3113,7 @@
                     <w:tabs>
                       <w:tab w:val="left" w:pos="340"/>
                     </w:tabs>
-                    <w:spacing w:before="0" w:after="0" w:line="276" w:lineRule="auto"/>
+                    <w:spacing w:before="0" w:after="0" w:line="258" w:lineRule="auto"/>
                     <w:ind w:left="340" w:hanging="340"/>
                   </w:pPr>
                   <w:r>
@@ -3141,7 +3161,7 @@
                       <w:szCs w:val="22"/>
                       <w:u w:val="single"/>
                     </w:rPr>
-                    <w:t xml:space="preserve">      </w:t>
+                    <w:t xml:space="preserve">          </w:t>
                   </w:r>
                 </w:p>
               </w:tc>
@@ -3155,7 +3175,7 @@
                     <w:tabs>
                       <w:tab w:val="left" w:pos="340"/>
                     </w:tabs>
-                    <w:spacing w:before="0" w:after="0" w:line="276" w:lineRule="auto"/>
+                    <w:spacing w:before="0" w:after="0" w:line="258" w:lineRule="auto"/>
                     <w:ind w:left="340" w:hanging="340"/>
                   </w:pPr>
                   <w:r>
@@ -3203,7 +3223,7 @@
                       <w:szCs w:val="22"/>
                       <w:u w:val="single"/>
                     </w:rPr>
-                    <w:t xml:space="preserve">      </w:t>
+                    <w:t xml:space="preserve">          </w:t>
                   </w:r>
                 </w:p>
               </w:tc>
@@ -3217,7 +3237,7 @@
                     <w:tabs>
                       <w:tab w:val="left" w:pos="340"/>
                     </w:tabs>
-                    <w:spacing w:before="0" w:after="0" w:line="276" w:lineRule="auto"/>
+                    <w:spacing w:before="0" w:after="0" w:line="258" w:lineRule="auto"/>
                     <w:ind w:left="340" w:hanging="340"/>
                   </w:pPr>
                   <w:r>
@@ -3265,7 +3285,7 @@
                       <w:szCs w:val="22"/>
                       <w:u w:val="single"/>
                     </w:rPr>
-                    <w:t xml:space="preserve">      </w:t>
+                    <w:t xml:space="preserve">          </w:t>
                   </w:r>
                 </w:p>
               </w:tc>
@@ -3285,7 +3305,7 @@
                     <w:tabs>
                       <w:tab w:val="left" w:pos="340"/>
                     </w:tabs>
-                    <w:spacing w:before="0" w:after="0" w:line="276" w:lineRule="auto"/>
+                    <w:spacing w:before="0" w:after="0" w:line="258" w:lineRule="auto"/>
                     <w:ind w:left="340" w:hanging="340"/>
                   </w:pPr>
                   <w:r>
@@ -3333,7 +3353,7 @@
                       <w:szCs w:val="22"/>
                       <w:u w:val="single"/>
                     </w:rPr>
-                    <w:t xml:space="preserve">      </w:t>
+                    <w:t xml:space="preserve">          </w:t>
                   </w:r>
                 </w:p>
               </w:tc>
@@ -3347,7 +3367,7 @@
                     <w:tabs>
                       <w:tab w:val="left" w:pos="340"/>
                     </w:tabs>
-                    <w:spacing w:before="0" w:after="0" w:line="276" w:lineRule="auto"/>
+                    <w:spacing w:before="0" w:after="0" w:line="258" w:lineRule="auto"/>
                     <w:ind w:left="340" w:hanging="340"/>
                   </w:pPr>
                   <w:r>
@@ -3395,7 +3415,7 @@
                       <w:szCs w:val="22"/>
                       <w:u w:val="single"/>
                     </w:rPr>
-                    <w:t xml:space="preserve">      </w:t>
+                    <w:t xml:space="preserve">          </w:t>
                   </w:r>
                 </w:p>
               </w:tc>
@@ -3409,7 +3429,7 @@
                     <w:tabs>
                       <w:tab w:val="left" w:pos="340"/>
                     </w:tabs>
-                    <w:spacing w:before="0" w:after="0" w:line="276" w:lineRule="auto"/>
+                    <w:spacing w:before="0" w:after="0" w:line="258" w:lineRule="auto"/>
                     <w:ind w:left="340" w:hanging="340"/>
                   </w:pPr>
                   <w:r>
@@ -3457,7 +3477,7 @@
                       <w:szCs w:val="22"/>
                       <w:u w:val="single"/>
                     </w:rPr>
-                    <w:t xml:space="preserve">      </w:t>
+                    <w:t xml:space="preserve">          </w:t>
                   </w:r>
                 </w:p>
               </w:tc>
@@ -3478,6 +3498,7 @@
     </w:p>
     <w:p>
       <w:pPr>
+        <w:pStyle w:val="Heading2"/>
         <w:keepNext/>
         <w:pBdr>
           <w:bottom w:val="single" w:sz="8" w:space="3" w:color="003A70"/>
@@ -3485,7 +3506,7 @@
         <w:tabs>
           <w:tab w:val="right" w:pos="9504"/>
         </w:tabs>
-        <w:spacing w:before="50" w:after="36" w:line="240" w:lineRule="auto"/>
+        <w:spacing w:before="42" w:after="31" w:line="240" w:lineRule="auto"/>
       </w:pPr>
       <w:r>
         <w:rPr>
@@ -3493,7 +3514,7 @@
           <w:b/>
           <w:color w:val="003A70"/>
           <w:spacing w:val="14"/>
-          <w:sz w:val="19"/>
+          <w:sz w:val="22"/>
           <w:szCs w:val="19"/>
         </w:rPr>
         <w:t xml:space="preserve">READY CHECK</w:t>
@@ -3512,7 +3533,7 @@
           <w:rFonts w:ascii="Avenir Next" w:hAnsi="Avenir Next" w:cs="Avenir Next" w:eastAsia="Avenir Next"/>
           <w:i/>
           <w:color w:val="5A5F66"/>
-          <w:sz w:val="17"/>
+          <w:sz w:val="22"/>
           <w:szCs w:val="17"/>
         </w:rPr>
         <w:t xml:space="preserve">a problem like the one in today’s lesson</w:t>
@@ -3562,7 +3583,7 @@
               <w:tabs>
                 <w:tab w:val="left" w:pos="432"/>
               </w:tabs>
-              <w:spacing w:before="90" w:after="40" w:line="268" w:lineRule="auto"/>
+              <w:spacing w:before="76" w:after="34" w:line="254" w:lineRule="auto"/>
               <w:ind w:left="432" w:hanging="432"/>
             </w:pPr>
             <w:r>
@@ -3653,7 +3674,7 @@
                     <w:tabs>
                       <w:tab w:val="left" w:pos="340"/>
                     </w:tabs>
-                    <w:spacing w:before="0" w:after="0" w:line="264" w:lineRule="auto"/>
+                    <w:spacing w:before="0" w:after="0" w:line="252" w:lineRule="auto"/>
                     <w:ind w:left="340" w:hanging="340"/>
                   </w:pPr>
                   <w:r>
@@ -3661,25 +3682,25 @@
                       <w:rFonts w:ascii="Avenir Next" w:hAnsi="Avenir Next" w:cs="Avenir Next" w:eastAsia="Avenir Next"/>
                       <w:b/>
                       <w:color w:val="003A70"/>
+                      <w:sz w:val="22"/>
+                      <w:szCs w:val="21"/>
+                    </w:rPr>
+                    <w:t xml:space="preserve">A</w:t>
+                  </w:r>
+                  <w:r>
+                    <w:rPr>
+                      <w:rFonts w:ascii="Avenir Next" w:hAnsi="Avenir Next" w:cs="Avenir Next" w:eastAsia="Avenir Next"/>
+                      <w:color w:val="1A1A1A"/>
                       <w:sz w:val="21"/>
                       <w:szCs w:val="21"/>
                     </w:rPr>
-                    <w:t xml:space="preserve">A</w:t>
-                  </w:r>
-                  <w:r>
-                    <w:rPr>
-                      <w:rFonts w:ascii="Avenir Next" w:hAnsi="Avenir Next" w:cs="Avenir Next" w:eastAsia="Avenir Next"/>
-                      <w:color w:val="1A1A1A"/>
-                      <w:sz w:val="21"/>
-                      <w:szCs w:val="21"/>
-                    </w:rPr>
                     <w:tab/>
                   </w:r>
                   <w:r>
                     <w:rPr>
                       <w:rFonts w:ascii="Avenir Next" w:hAnsi="Avenir Next" w:cs="Avenir Next" w:eastAsia="Avenir Next"/>
                       <w:color w:val="1A1A1A"/>
-                      <w:sz w:val="21"/>
+                      <w:sz w:val="22"/>
                       <w:szCs w:val="21"/>
                     </w:rPr>
                     <w:t xml:space="preserve">Yes, because 15 = 15</w:t>
@@ -3696,7 +3717,7 @@
                     <w:tabs>
                       <w:tab w:val="left" w:pos="340"/>
                     </w:tabs>
-                    <w:spacing w:before="0" w:after="0" w:line="264" w:lineRule="auto"/>
+                    <w:spacing w:before="0" w:after="0" w:line="252" w:lineRule="auto"/>
                     <w:ind w:left="340" w:hanging="340"/>
                   </w:pPr>
                   <w:r>
@@ -3704,25 +3725,25 @@
                       <w:rFonts w:ascii="Avenir Next" w:hAnsi="Avenir Next" w:cs="Avenir Next" w:eastAsia="Avenir Next"/>
                       <w:b/>
                       <w:color w:val="003A70"/>
+                      <w:sz w:val="22"/>
+                      <w:szCs w:val="21"/>
+                    </w:rPr>
+                    <w:t xml:space="preserve">B</w:t>
+                  </w:r>
+                  <w:r>
+                    <w:rPr>
+                      <w:rFonts w:ascii="Avenir Next" w:hAnsi="Avenir Next" w:cs="Avenir Next" w:eastAsia="Avenir Next"/>
+                      <w:color w:val="1A1A1A"/>
                       <w:sz w:val="21"/>
                       <w:szCs w:val="21"/>
                     </w:rPr>
-                    <w:t xml:space="preserve">B</w:t>
-                  </w:r>
-                  <w:r>
-                    <w:rPr>
-                      <w:rFonts w:ascii="Avenir Next" w:hAnsi="Avenir Next" w:cs="Avenir Next" w:eastAsia="Avenir Next"/>
-                      <w:color w:val="1A1A1A"/>
-                      <w:sz w:val="21"/>
-                      <w:szCs w:val="21"/>
-                    </w:rPr>
                     <w:tab/>
                   </w:r>
                   <w:r>
                     <w:rPr>
                       <w:rFonts w:ascii="Avenir Next" w:hAnsi="Avenir Next" w:cs="Avenir Next" w:eastAsia="Avenir Next"/>
                       <w:color w:val="1A1A1A"/>
-                      <w:sz w:val="21"/>
+                      <w:sz w:val="22"/>
                       <w:szCs w:val="21"/>
                     </w:rPr>
                     <w:t xml:space="preserve">No, because 15 &gt; 15 is false</w:t>
@@ -3744,7 +3765,7 @@
                     <w:tabs>
                       <w:tab w:val="left" w:pos="340"/>
                     </w:tabs>
-                    <w:spacing w:before="0" w:after="0" w:line="264" w:lineRule="auto"/>
+                    <w:spacing w:before="0" w:after="0" w:line="252" w:lineRule="auto"/>
                     <w:ind w:left="340" w:hanging="340"/>
                   </w:pPr>
                   <w:r>
@@ -3752,25 +3773,25 @@
                       <w:rFonts w:ascii="Avenir Next" w:hAnsi="Avenir Next" w:cs="Avenir Next" w:eastAsia="Avenir Next"/>
                       <w:b/>
                       <w:color w:val="003A70"/>
+                      <w:sz w:val="22"/>
+                      <w:szCs w:val="21"/>
+                    </w:rPr>
+                    <w:t xml:space="preserve">C</w:t>
+                  </w:r>
+                  <w:r>
+                    <w:rPr>
+                      <w:rFonts w:ascii="Avenir Next" w:hAnsi="Avenir Next" w:cs="Avenir Next" w:eastAsia="Avenir Next"/>
+                      <w:color w:val="1A1A1A"/>
                       <w:sz w:val="21"/>
                       <w:szCs w:val="21"/>
                     </w:rPr>
-                    <w:t xml:space="preserve">C</w:t>
-                  </w:r>
-                  <w:r>
-                    <w:rPr>
-                      <w:rFonts w:ascii="Avenir Next" w:hAnsi="Avenir Next" w:cs="Avenir Next" w:eastAsia="Avenir Next"/>
-                      <w:color w:val="1A1A1A"/>
-                      <w:sz w:val="21"/>
-                      <w:szCs w:val="21"/>
-                    </w:rPr>
                     <w:tab/>
                   </w:r>
                   <w:r>
                     <w:rPr>
                       <w:rFonts w:ascii="Avenir Next" w:hAnsi="Avenir Next" w:cs="Avenir Next" w:eastAsia="Avenir Next"/>
                       <w:color w:val="1A1A1A"/>
-                      <w:sz w:val="21"/>
+                      <w:sz w:val="22"/>
                       <w:szCs w:val="21"/>
                     </w:rPr>
                     <w:t xml:space="preserve">Yes, because 15 &gt; 15 is true</w:t>
@@ -3787,7 +3808,7 @@
                     <w:tabs>
                       <w:tab w:val="left" w:pos="340"/>
                     </w:tabs>
-                    <w:spacing w:before="0" w:after="0" w:line="264" w:lineRule="auto"/>
+                    <w:spacing w:before="0" w:after="0" w:line="252" w:lineRule="auto"/>
                     <w:ind w:left="340" w:hanging="340"/>
                   </w:pPr>
                   <w:r>
@@ -3795,25 +3816,25 @@
                       <w:rFonts w:ascii="Avenir Next" w:hAnsi="Avenir Next" w:cs="Avenir Next" w:eastAsia="Avenir Next"/>
                       <w:b/>
                       <w:color w:val="003A70"/>
+                      <w:sz w:val="22"/>
+                      <w:szCs w:val="21"/>
+                    </w:rPr>
+                    <w:t xml:space="preserve">D</w:t>
+                  </w:r>
+                  <w:r>
+                    <w:rPr>
+                      <w:rFonts w:ascii="Avenir Next" w:hAnsi="Avenir Next" w:cs="Avenir Next" w:eastAsia="Avenir Next"/>
+                      <w:color w:val="1A1A1A"/>
                       <w:sz w:val="21"/>
                       <w:szCs w:val="21"/>
                     </w:rPr>
-                    <w:t xml:space="preserve">D</w:t>
-                  </w:r>
-                  <w:r>
-                    <w:rPr>
-                      <w:rFonts w:ascii="Avenir Next" w:hAnsi="Avenir Next" w:cs="Avenir Next" w:eastAsia="Avenir Next"/>
-                      <w:color w:val="1A1A1A"/>
-                      <w:sz w:val="21"/>
-                      <w:szCs w:val="21"/>
-                    </w:rPr>
                     <w:tab/>
                   </w:r>
                   <w:r>
                     <w:rPr>
                       <w:rFonts w:ascii="Avenir Next" w:hAnsi="Avenir Next" w:cs="Avenir Next" w:eastAsia="Avenir Next"/>
                       <w:color w:val="1A1A1A"/>
-                      <w:sz w:val="21"/>
+                      <w:sz w:val="22"/>
                       <w:szCs w:val="21"/>
                     </w:rPr>
                     <w:t xml:space="preserve">No, because 15 &lt; 15 is true</w:t>
@@ -3862,19 +3883,42 @@
         <w:tblLook w:val="0000" w:firstRow="0" w:lastRow="0" w:firstColumn="0" w:lastColumn="0" w:noHBand="1" w:noVBand="1"/>
       </w:tblPr>
       <w:tblGrid>
-        <w:gridCol w:w="2000"/>
-        <w:gridCol w:w="2300"/>
-        <w:gridCol w:w="2100"/>
-        <w:gridCol w:w="3104"/>
+        <w:gridCol w:w="1750"/>
+        <w:gridCol w:w="2500"/>
+        <w:gridCol w:w="2200"/>
+        <w:gridCol w:w="3054"/>
       </w:tblGrid>
       <w:tr>
         <w:trPr>
           <w:cantSplit/>
-          <w:trHeight w:val="320" w:hRule="atLeast"/>
+          <w:trHeight w:val="300" w:hRule="atLeast"/>
         </w:trPr>
         <w:tc>
           <w:tcPr>
-            <w:tcW w:w="2000" w:type="dxa"/>
+            <w:tcW w:w="1750" w:type="dxa"/>
+            <w:vAlign w:val="center"/>
+          </w:tcPr>
+          <w:p>
+            <w:pPr>
+              <w:pStyle w:val="Heading2"/>
+              <w:spacing w:before="0" w:after="0" w:line="240" w:lineRule="auto"/>
+            </w:pPr>
+            <w:r>
+              <w:rPr>
+                <w:rFonts w:ascii="Avenir Next" w:hAnsi="Avenir Next" w:cs="Avenir Next" w:eastAsia="Avenir Next"/>
+                <w:b/>
+                <w:color w:val="003A70"/>
+                <w:spacing w:val="12"/>
+                <w:sz w:val="15"/>
+                <w:szCs w:val="15"/>
+              </w:rPr>
+              <w:t xml:space="preserve">CHECK YOURSELF</w:t>
+            </w:r>
+          </w:p>
+        </w:tc>
+        <w:tc>
+          <w:tcPr>
+            <w:tcW w:w="2500" w:type="dxa"/>
             <w:vAlign w:val="center"/>
           </w:tcPr>
           <w:p>
@@ -3883,20 +3927,27 @@
             </w:pPr>
             <w:r>
               <w:rPr>
-                <w:rFonts w:ascii="Avenir Next" w:hAnsi="Avenir Next" w:cs="Avenir Next" w:eastAsia="Avenir Next"/>
-                <w:b/>
-                <w:color w:val="003A70"/>
-                <w:spacing w:val="12"/>
-                <w:sz w:val="15"/>
-                <w:szCs w:val="15"/>
-              </w:rPr>
-              <w:t xml:space="preserve">CHECK YOURSELF</w:t>
+                <w:rFonts w:ascii="Arial" w:hAnsi="Arial" w:cs="Arial" w:eastAsia="Arial"/>
+                <w:color w:val="1A1A1A"/>
+                <w:sz w:val="20"/>
+                <w:szCs w:val="20"/>
+              </w:rPr>
+              <w:t xml:space="preserve">□</w:t>
+            </w:r>
+            <w:r>
+              <w:rPr>
+                <w:rFonts w:ascii="Avenir Next" w:hAnsi="Avenir Next" w:cs="Avenir Next" w:eastAsia="Avenir Next"/>
+                <w:color w:val="1A1A1A"/>
+                <w:sz w:val="17"/>
+                <w:szCs w:val="17"/>
+              </w:rPr>
+              <w:t xml:space="preserve">  I can do this on my own</w:t>
             </w:r>
           </w:p>
         </w:tc>
         <w:tc>
           <w:tcPr>
-            <w:tcW w:w="2300" w:type="dxa"/>
+            <w:tcW w:w="2200" w:type="dxa"/>
             <w:vAlign w:val="center"/>
           </w:tcPr>
           <w:p>
@@ -3907,8 +3958,8 @@
               <w:rPr>
                 <w:rFonts w:ascii="Arial" w:hAnsi="Arial" w:cs="Arial" w:eastAsia="Arial"/>
                 <w:color w:val="1A1A1A"/>
-                <w:sz w:val="24"/>
-                <w:szCs w:val="24"/>
+                <w:sz w:val="20"/>
+                <w:szCs w:val="20"/>
               </w:rPr>
               <w:t xml:space="preserve">□</w:t>
             </w:r>
@@ -3919,13 +3970,13 @@
                 <w:sz w:val="17"/>
                 <w:szCs w:val="17"/>
               </w:rPr>
-              <w:t xml:space="preserve">  I can do this on my own</w:t>
+              <w:t xml:space="preserve">  I need a little help</w:t>
             </w:r>
           </w:p>
         </w:tc>
         <w:tc>
           <w:tcPr>
-            <w:tcW w:w="2100" w:type="dxa"/>
+            <w:tcW w:w="3054" w:type="dxa"/>
             <w:vAlign w:val="center"/>
           </w:tcPr>
           <w:p>
@@ -3936,37 +3987,8 @@
               <w:rPr>
                 <w:rFonts w:ascii="Arial" w:hAnsi="Arial" w:cs="Arial" w:eastAsia="Arial"/>
                 <w:color w:val="1A1A1A"/>
-                <w:sz w:val="24"/>
-                <w:szCs w:val="24"/>
-              </w:rPr>
-              <w:t xml:space="preserve">□</w:t>
-            </w:r>
-            <w:r>
-              <w:rPr>
-                <w:rFonts w:ascii="Avenir Next" w:hAnsi="Avenir Next" w:cs="Avenir Next" w:eastAsia="Avenir Next"/>
-                <w:color w:val="1A1A1A"/>
-                <w:sz w:val="17"/>
-                <w:szCs w:val="17"/>
-              </w:rPr>
-              <w:t xml:space="preserve">  I need a little help</w:t>
-            </w:r>
-          </w:p>
-        </w:tc>
-        <w:tc>
-          <w:tcPr>
-            <w:tcW w:w="3104" w:type="dxa"/>
-            <w:vAlign w:val="center"/>
-          </w:tcPr>
-          <w:p>
-            <w:pPr>
-              <w:spacing w:before="0" w:after="0" w:line="240" w:lineRule="auto"/>
-            </w:pPr>
-            <w:r>
-              <w:rPr>
-                <w:rFonts w:ascii="Arial" w:hAnsi="Arial" w:cs="Arial" w:eastAsia="Arial"/>
-                <w:color w:val="1A1A1A"/>
-                <w:sz w:val="24"/>
-                <w:szCs w:val="24"/>
+                <w:sz w:val="20"/>
+                <w:szCs w:val="20"/>
               </w:rPr>
               <w:t xml:space="preserve">□</w:t>
             </w:r>
@@ -4001,7 +4023,7 @@
     <w:sectPr>
       <w:footerReference w:type="default" r:id="rIdFooter1"/>
       <w:pgSz w:w="12240" w:h="15840"/>
-      <w:pgMar w:top="893" w:right="1224" w:bottom="835" w:left="1512" w:header="432" w:footer="432" w:gutter="0"/>
+      <w:pgMar w:top="780" w:right="1224" w:bottom="760" w:left="1512" w:header="432" w:footer="432" w:gutter="0"/>
       <w:cols w:space="720"/>
     </w:sectPr>
   </w:body>
@@ -4081,7 +4103,106 @@
               <w:sz w:val="15"/>
               <w:szCs w:val="15"/>
             </w:rPr>
-            <w:t xml:space="preserve">Lesson 8-5  ·  Session 2  ·  Prerequisite Practice A</w:t>
+            <w:t xml:space="preserve">8-5 · Page </w:t>
+          </w:r>
+          <w:r>
+            <w:rPr>
+              <w:rFonts w:ascii="Avenir Next" w:hAnsi="Avenir Next" w:cs="Avenir Next" w:eastAsia="Avenir Next"/>
+              <w:color w:val="5A5F66"/>
+              <w:sz w:val="15"/>
+              <w:szCs w:val="15"/>
+            </w:rPr>
+            <w:fldChar w:fldCharType="begin"/>
+          </w:r>
+          <w:r>
+            <w:rPr>
+              <w:rFonts w:ascii="Avenir Next" w:hAnsi="Avenir Next" w:cs="Avenir Next" w:eastAsia="Avenir Next"/>
+              <w:color w:val="5A5F66"/>
+              <w:sz w:val="15"/>
+              <w:szCs w:val="15"/>
+            </w:rPr>
+            <w:instrText xml:space="preserve"> PAGE </w:instrText>
+          </w:r>
+          <w:r>
+            <w:rPr>
+              <w:rFonts w:ascii="Avenir Next" w:hAnsi="Avenir Next" w:cs="Avenir Next" w:eastAsia="Avenir Next"/>
+              <w:color w:val="5A5F66"/>
+              <w:sz w:val="15"/>
+              <w:szCs w:val="15"/>
+            </w:rPr>
+            <w:fldChar w:fldCharType="separate"/>
+          </w:r>
+          <w:r>
+            <w:rPr>
+              <w:rFonts w:ascii="Avenir Next" w:hAnsi="Avenir Next" w:cs="Avenir Next" w:eastAsia="Avenir Next"/>
+              <w:color w:val="5A5F66"/>
+              <w:sz w:val="15"/>
+              <w:szCs w:val="15"/>
+            </w:rPr>
+            <w:t xml:space="preserve">1</w:t>
+          </w:r>
+          <w:r>
+            <w:rPr>
+              <w:rFonts w:ascii="Avenir Next" w:hAnsi="Avenir Next" w:cs="Avenir Next" w:eastAsia="Avenir Next"/>
+              <w:color w:val="5A5F66"/>
+              <w:sz w:val="15"/>
+              <w:szCs w:val="15"/>
+            </w:rPr>
+            <w:fldChar w:fldCharType="end"/>
+          </w:r>
+          <w:r>
+            <w:rPr>
+              <w:rFonts w:ascii="Avenir Next" w:hAnsi="Avenir Next" w:cs="Avenir Next" w:eastAsia="Avenir Next"/>
+              <w:color w:val="5A5F66"/>
+              <w:sz w:val="15"/>
+              <w:szCs w:val="15"/>
+            </w:rPr>
+            <w:t xml:space="preserve"> of </w:t>
+          </w:r>
+          <w:r>
+            <w:rPr>
+              <w:rFonts w:ascii="Avenir Next" w:hAnsi="Avenir Next" w:cs="Avenir Next" w:eastAsia="Avenir Next"/>
+              <w:color w:val="5A5F66"/>
+              <w:sz w:val="15"/>
+              <w:szCs w:val="15"/>
+            </w:rPr>
+            <w:fldChar w:fldCharType="begin"/>
+          </w:r>
+          <w:r>
+            <w:rPr>
+              <w:rFonts w:ascii="Avenir Next" w:hAnsi="Avenir Next" w:cs="Avenir Next" w:eastAsia="Avenir Next"/>
+              <w:color w:val="5A5F66"/>
+              <w:sz w:val="15"/>
+              <w:szCs w:val="15"/>
+            </w:rPr>
+            <w:instrText xml:space="preserve"> NUMPAGES </w:instrText>
+          </w:r>
+          <w:r>
+            <w:rPr>
+              <w:rFonts w:ascii="Avenir Next" w:hAnsi="Avenir Next" w:cs="Avenir Next" w:eastAsia="Avenir Next"/>
+              <w:color w:val="5A5F66"/>
+              <w:sz w:val="15"/>
+              <w:szCs w:val="15"/>
+            </w:rPr>
+            <w:fldChar w:fldCharType="separate"/>
+          </w:r>
+          <w:r>
+            <w:rPr>
+              <w:rFonts w:ascii="Avenir Next" w:hAnsi="Avenir Next" w:cs="Avenir Next" w:eastAsia="Avenir Next"/>
+              <w:color w:val="5A5F66"/>
+              <w:sz w:val="15"/>
+              <w:szCs w:val="15"/>
+            </w:rPr>
+            <w:t xml:space="preserve">1</w:t>
+          </w:r>
+          <w:r>
+            <w:rPr>
+              <w:rFonts w:ascii="Avenir Next" w:hAnsi="Avenir Next" w:cs="Avenir Next" w:eastAsia="Avenir Next"/>
+              <w:color w:val="5A5F66"/>
+              <w:sz w:val="15"/>
+              <w:szCs w:val="15"/>
+            </w:rPr>
+            <w:fldChar w:fldCharType="end"/>
           </w:r>
         </w:p>
       </w:tc>
@@ -4124,5 +4245,23 @@
       </w:tblCellMar>
     </w:tblPr>
   </w:style>
+  <w:style w:type="paragraph" w:styleId="Heading1">
+    <w:name w:val="heading 1"/>
+    <w:basedOn w:val="Normal"/>
+    <w:pPr>
+      <w:outlineLvl w:val="0"/>
+      <w:keepNext w:val="0"/>
+      <w:keepLines w:val="0"/>
+    </w:pPr>
+  </w:style>
+  <w:style w:type="paragraph" w:styleId="Heading2">
+    <w:name w:val="heading 2"/>
+    <w:basedOn w:val="Normal"/>
+    <w:pPr>
+      <w:outlineLvl w:val="1"/>
+      <w:keepNext w:val="0"/>
+      <w:keepLines w:val="0"/>
+    </w:pPr>
+  </w:style>
 </w:styles>
 </file>